--- a/Bases de Datos II/Kit docente/Clase 13/Solucion Taller Clase 13 - VetCare.docx
+++ b/Bases de Datos II/Kit docente/Clase 13/Solucion Taller Clase 13 - VetCare.docx
@@ -132,7 +132,7 @@
           <w:color w:val="2B2B2B"/>
           <w:sz w:val="22"/>
         </w:rPr>
-        <w:t>Elegir uno de los 3 casos trabajados en teoria (falta de backup, indices mal disenados, o inyeccion SQL) segun el que mas riesgo represente para el estado actual del VetCare del equipo.</w:t>
+        <w:t>Elegir uno de los 3 casos trabajados en teoria (falta de backup, indices mal disenados, o inyeccion SQL) segun el que mas riesgo represente para el estado actual de tu VetCare.</w:t>
       </w:r>
     </w:p>
     <w:p>

--- a/Bases de Datos II/Kit docente/Clase 13/Solucion Taller Clase 13 - VetCare.docx
+++ b/Bases de Datos II/Kit docente/Clase 13/Solucion Taller Clase 13 - VetCare.docx
@@ -38,6 +38,7 @@
       <w:r>
         <w:rPr>
           <w:rFonts w:ascii="Consolas" w:hAnsi="Consolas"/>
+          <w:b w:val="0"/>
           <w:i/>
           <w:color w:val="111111"/>
           <w:sz w:val="20"/>
@@ -90,6 +91,7 @@
       <w:r>
         <w:rPr>
           <w:rFonts w:ascii="Consolas" w:hAnsi="Consolas"/>
+          <w:b w:val="0"/>
           <w:color w:val="111111"/>
           <w:sz w:val="21"/>
         </w:rPr>
@@ -122,6 +124,7 @@
       <w:r>
         <w:rPr>
           <w:rFonts w:ascii="Consolas" w:hAnsi="Consolas"/>
+          <w:b w:val="0"/>
           <w:color w:val="111111"/>
           <w:sz w:val="21"/>
         </w:rPr>
@@ -138,6 +141,7 @@
       <w:r>
         <w:rPr>
           <w:rFonts w:ascii="Consolas" w:hAnsi="Consolas"/>
+          <w:b w:val="0"/>
           <w:color w:val="111111"/>
           <w:sz w:val="21"/>
         </w:rPr>
@@ -154,6 +158,7 @@
       <w:r>
         <w:rPr>
           <w:rFonts w:ascii="Consolas" w:hAnsi="Consolas"/>
+          <w:b w:val="0"/>
           <w:color w:val="111111"/>
           <w:sz w:val="21"/>
         </w:rPr>
@@ -170,6 +175,7 @@
       <w:r>
         <w:rPr>
           <w:rFonts w:ascii="Consolas" w:hAnsi="Consolas"/>
+          <w:b w:val="0"/>
           <w:color w:val="111111"/>
           <w:sz w:val="21"/>
         </w:rPr>
@@ -186,6 +192,7 @@
       <w:r>
         <w:rPr>
           <w:rFonts w:ascii="Consolas" w:hAnsi="Consolas"/>
+          <w:b w:val="0"/>
           <w:color w:val="111111"/>
           <w:sz w:val="21"/>
         </w:rPr>
@@ -202,6 +209,7 @@
       <w:r>
         <w:rPr>
           <w:rFonts w:ascii="Consolas" w:hAnsi="Consolas"/>
+          <w:b w:val="0"/>
           <w:color w:val="111111"/>
           <w:sz w:val="21"/>
         </w:rPr>
@@ -218,6 +226,7 @@
       <w:r>
         <w:rPr>
           <w:rFonts w:ascii="Consolas" w:hAnsi="Consolas"/>
+          <w:b w:val="0"/>
           <w:color w:val="111111"/>
           <w:sz w:val="21"/>
         </w:rPr>
@@ -234,6 +243,7 @@
       <w:r>
         <w:rPr>
           <w:rFonts w:ascii="Consolas" w:hAnsi="Consolas"/>
+          <w:b w:val="0"/>
           <w:color w:val="111111"/>
           <w:sz w:val="21"/>
         </w:rPr>
@@ -369,6 +379,7 @@
       <w:r>
         <w:rPr>
           <w:rFonts w:ascii="Consolas" w:hAnsi="Consolas"/>
+          <w:b w:val="0"/>
           <w:color w:val="111111"/>
           <w:sz w:val="21"/>
         </w:rPr>
@@ -385,6 +396,7 @@
       <w:r>
         <w:rPr>
           <w:rFonts w:ascii="Consolas" w:hAnsi="Consolas"/>
+          <w:b w:val="0"/>
           <w:color w:val="111111"/>
           <w:sz w:val="21"/>
         </w:rPr>
@@ -417,6 +429,7 @@
       <w:r>
         <w:rPr>
           <w:rFonts w:ascii="Consolas" w:hAnsi="Consolas"/>
+          <w:b w:val="0"/>
           <w:color w:val="111111"/>
           <w:sz w:val="21"/>
         </w:rPr>
@@ -433,6 +446,7 @@
       <w:r>
         <w:rPr>
           <w:rFonts w:ascii="Consolas" w:hAnsi="Consolas"/>
+          <w:b w:val="0"/>
           <w:color w:val="111111"/>
           <w:sz w:val="21"/>
         </w:rPr>
@@ -449,6 +463,7 @@
       <w:r>
         <w:rPr>
           <w:rFonts w:ascii="Consolas" w:hAnsi="Consolas"/>
+          <w:b w:val="0"/>
           <w:color w:val="111111"/>
           <w:sz w:val="21"/>
         </w:rPr>
@@ -465,6 +480,7 @@
       <w:r>
         <w:rPr>
           <w:rFonts w:ascii="Consolas" w:hAnsi="Consolas"/>
+          <w:b w:val="0"/>
           <w:color w:val="111111"/>
           <w:sz w:val="21"/>
         </w:rPr>
@@ -481,6 +497,7 @@
       <w:r>
         <w:rPr>
           <w:rFonts w:ascii="Consolas" w:hAnsi="Consolas"/>
+          <w:b w:val="0"/>
           <w:color w:val="111111"/>
           <w:sz w:val="21"/>
         </w:rPr>
@@ -497,6 +514,7 @@
       <w:r>
         <w:rPr>
           <w:rFonts w:ascii="Consolas" w:hAnsi="Consolas"/>
+          <w:b w:val="0"/>
           <w:color w:val="111111"/>
           <w:sz w:val="21"/>
         </w:rPr>
@@ -513,6 +531,7 @@
       <w:r>
         <w:rPr>
           <w:rFonts w:ascii="Consolas" w:hAnsi="Consolas"/>
+          <w:b w:val="0"/>
           <w:color w:val="111111"/>
           <w:sz w:val="21"/>
         </w:rPr>
@@ -545,6 +564,7 @@
       <w:r>
         <w:rPr>
           <w:rFonts w:ascii="Consolas" w:hAnsi="Consolas"/>
+          <w:b w:val="0"/>
           <w:color w:val="111111"/>
           <w:sz w:val="21"/>
         </w:rPr>
@@ -627,6 +647,7 @@
       <w:r>
         <w:rPr>
           <w:rFonts w:ascii="Consolas" w:hAnsi="Consolas"/>
+          <w:b w:val="0"/>
           <w:color w:val="111111"/>
           <w:sz w:val="21"/>
         </w:rPr>
@@ -643,6 +664,7 @@
       <w:r>
         <w:rPr>
           <w:rFonts w:ascii="Consolas" w:hAnsi="Consolas"/>
+          <w:b w:val="0"/>
           <w:color w:val="111111"/>
           <w:sz w:val="21"/>
         </w:rPr>
@@ -701,6 +723,7 @@
       <w:r>
         <w:rPr>
           <w:rFonts w:ascii="Consolas" w:hAnsi="Consolas"/>
+          <w:b w:val="0"/>
           <w:color w:val="111111"/>
           <w:sz w:val="21"/>
         </w:rPr>
@@ -722,6 +745,7 @@
       <w:r>
         <w:rPr>
           <w:rFonts w:ascii="Consolas" w:hAnsi="Consolas"/>
+          <w:b w:val="0"/>
           <w:color w:val="111111"/>
           <w:sz w:val="21"/>
         </w:rPr>
@@ -743,6 +767,7 @@
       <w:r>
         <w:rPr>
           <w:rFonts w:ascii="Consolas" w:hAnsi="Consolas"/>
+          <w:b w:val="0"/>
           <w:color w:val="111111"/>
           <w:sz w:val="21"/>
         </w:rPr>
@@ -936,6 +961,7 @@
             <w:r>
               <w:rPr>
                 <w:rFonts w:ascii="Consolas" w:hAnsi="Consolas"/>
+                <w:b w:val="0"/>
                 <w:color w:val="111111"/>
                 <w:sz w:val="19"/>
               </w:rPr>
@@ -1005,6 +1031,7 @@
             <w:r>
               <w:rPr>
                 <w:rFonts w:ascii="Consolas" w:hAnsi="Consolas"/>
+                <w:b w:val="0"/>
                 <w:color w:val="111111"/>
                 <w:sz w:val="19"/>
               </w:rPr>
@@ -1072,6 +1099,7 @@
             <w:r>
               <w:rPr>
                 <w:rFonts w:ascii="Consolas" w:hAnsi="Consolas"/>
+                <w:b w:val="0"/>
                 <w:color w:val="111111"/>
                 <w:sz w:val="19"/>
               </w:rPr>
@@ -1141,6 +1169,7 @@
             <w:r>
               <w:rPr>
                 <w:rFonts w:ascii="Consolas" w:hAnsi="Consolas"/>
+                <w:b w:val="0"/>
                 <w:color w:val="111111"/>
                 <w:sz w:val="19"/>
               </w:rPr>
@@ -1208,6 +1237,7 @@
             <w:r>
               <w:rPr>
                 <w:rFonts w:ascii="Consolas" w:hAnsi="Consolas"/>
+                <w:b w:val="0"/>
                 <w:color w:val="111111"/>
                 <w:sz w:val="19"/>
               </w:rPr>
@@ -1288,6 +1318,7 @@
       <w:r>
         <w:rPr>
           <w:rFonts w:ascii="Consolas" w:hAnsi="Consolas"/>
+          <w:b w:val="0"/>
           <w:color w:val="111111"/>
           <w:sz w:val="21"/>
         </w:rPr>
@@ -1837,6 +1868,7 @@
       <w:r>
         <w:rPr>
           <w:rFonts w:ascii="Consolas" w:hAnsi="Consolas"/>
+          <w:b w:val="0"/>
           <w:color w:val="111111"/>
           <w:sz w:val="21"/>
         </w:rPr>
@@ -1861,7 +1893,41 @@
           <w:color w:val="4A4A49"/>
           <w:sz w:val="22"/>
         </w:rPr>
-        <w:t>Hoy `DELETE FROM cita;` sin `WHERE` se ejecuta y no deja nada.</w:t>
+        <w:t xml:space="preserve">Hoy </w:t>
+      </w:r>
+      <w:r>
+        <w:rPr>
+          <w:rFonts w:ascii="Consolas" w:hAnsi="Consolas"/>
+          <w:b/>
+          <w:color w:val="111111"/>
+          <w:sz w:val="21"/>
+        </w:rPr>
+        <w:t>DELETE FROM cita;</w:t>
+      </w:r>
+      <w:r>
+        <w:rPr>
+          <w:b/>
+          <w:color w:val="4A4A49"/>
+          <w:sz w:val="22"/>
+        </w:rPr>
+        <w:t xml:space="preserve"> sin </w:t>
+      </w:r>
+      <w:r>
+        <w:rPr>
+          <w:rFonts w:ascii="Consolas" w:hAnsi="Consolas"/>
+          <w:b/>
+          <w:color w:val="111111"/>
+          <w:sz w:val="21"/>
+        </w:rPr>
+        <w:t>WHERE</w:t>
+      </w:r>
+      <w:r>
+        <w:rPr>
+          <w:b/>
+          <w:color w:val="4A4A49"/>
+          <w:sz w:val="22"/>
+        </w:rPr>
+        <w:t xml:space="preserve"> se ejecuta y no deja nada.</w:t>
       </w:r>
       <w:r>
         <w:rPr>
@@ -1895,6 +1961,7 @@
       <w:r>
         <w:rPr>
           <w:rFonts w:ascii="Consolas" w:hAnsi="Consolas"/>
+          <w:b w:val="0"/>
           <w:color w:val="111111"/>
           <w:sz w:val="21"/>
         </w:rPr>
@@ -1911,6 +1978,7 @@
       <w:r>
         <w:rPr>
           <w:rFonts w:ascii="Consolas" w:hAnsi="Consolas"/>
+          <w:b w:val="0"/>
           <w:color w:val="111111"/>
           <w:sz w:val="21"/>
         </w:rPr>
@@ -1930,7 +1998,24 @@
           <w:color w:val="4A4A49"/>
           <w:sz w:val="22"/>
         </w:rPr>
-        <w:t>Un `DELETE` no deja rastro en ella</w:t>
+        <w:t xml:space="preserve">Un </w:t>
+      </w:r>
+      <w:r>
+        <w:rPr>
+          <w:rFonts w:ascii="Consolas" w:hAnsi="Consolas"/>
+          <w:b/>
+          <w:color w:val="111111"/>
+          <w:sz w:val="21"/>
+        </w:rPr>
+        <w:t>DELETE</w:t>
+      </w:r>
+      <w:r>
+        <w:rPr>
+          <w:b/>
+          <w:color w:val="4A4A49"/>
+          <w:sz w:val="22"/>
+        </w:rPr>
+        <w:t xml:space="preserve"> no deja rastro en ella</w:t>
       </w:r>
       <w:r>
         <w:rPr>
@@ -1964,6 +2049,7 @@
       <w:r>
         <w:rPr>
           <w:rFonts w:ascii="Consolas" w:hAnsi="Consolas"/>
+          <w:b w:val="0"/>
           <w:color w:val="111111"/>
           <w:sz w:val="21"/>
         </w:rPr>
@@ -1980,6 +2066,7 @@
       <w:r>
         <w:rPr>
           <w:rFonts w:ascii="Consolas" w:hAnsi="Consolas"/>
+          <w:b w:val="0"/>
           <w:color w:val="111111"/>
           <w:sz w:val="21"/>
         </w:rPr>
@@ -2049,6 +2136,7 @@
       <w:r>
         <w:rPr>
           <w:rFonts w:ascii="Consolas" w:hAnsi="Consolas"/>
+          <w:b w:val="0"/>
           <w:color w:val="111111"/>
           <w:sz w:val="21"/>
         </w:rPr>
@@ -2122,6 +2210,7 @@
       <w:r>
         <w:rPr>
           <w:rFonts w:ascii="Consolas" w:hAnsi="Consolas"/>
+          <w:b w:val="0"/>
           <w:color w:val="111111"/>
           <w:sz w:val="21"/>
         </w:rPr>
@@ -2138,6 +2227,7 @@
       <w:r>
         <w:rPr>
           <w:rFonts w:ascii="Consolas" w:hAnsi="Consolas"/>
+          <w:b w:val="0"/>
           <w:color w:val="111111"/>
           <w:sz w:val="21"/>
         </w:rPr>
@@ -2154,6 +2244,7 @@
       <w:r>
         <w:rPr>
           <w:rFonts w:ascii="Consolas" w:hAnsi="Consolas"/>
+          <w:b w:val="0"/>
           <w:color w:val="111111"/>
           <w:sz w:val="21"/>
         </w:rPr>
@@ -2170,6 +2261,7 @@
       <w:r>
         <w:rPr>
           <w:rFonts w:ascii="Consolas" w:hAnsi="Consolas"/>
+          <w:b w:val="0"/>
           <w:color w:val="111111"/>
           <w:sz w:val="21"/>
         </w:rPr>
@@ -2220,6 +2312,7 @@
       <w:r>
         <w:rPr>
           <w:rFonts w:ascii="Consolas" w:hAnsi="Consolas"/>
+          <w:b w:val="0"/>
           <w:color w:val="111111"/>
           <w:sz w:val="21"/>
         </w:rPr>
@@ -2418,6 +2511,7 @@
       <w:r>
         <w:rPr>
           <w:rFonts w:ascii="Consolas" w:hAnsi="Consolas"/>
+          <w:b w:val="0"/>
           <w:color w:val="111111"/>
           <w:sz w:val="21"/>
         </w:rPr>
@@ -2434,6 +2528,7 @@
       <w:r>
         <w:rPr>
           <w:rFonts w:ascii="Consolas" w:hAnsi="Consolas"/>
+          <w:b w:val="0"/>
           <w:color w:val="111111"/>
           <w:sz w:val="21"/>
         </w:rPr>
@@ -2450,6 +2545,7 @@
       <w:r>
         <w:rPr>
           <w:rFonts w:ascii="Consolas" w:hAnsi="Consolas"/>
+          <w:b w:val="0"/>
           <w:color w:val="111111"/>
           <w:sz w:val="21"/>
         </w:rPr>
@@ -2642,6 +2738,7 @@
       <w:r>
         <w:rPr>
           <w:rFonts w:ascii="Consolas" w:hAnsi="Consolas"/>
+          <w:b w:val="0"/>
           <w:color w:val="111111"/>
           <w:sz w:val="21"/>
         </w:rPr>
@@ -2658,6 +2755,7 @@
       <w:r>
         <w:rPr>
           <w:rFonts w:ascii="Consolas" w:hAnsi="Consolas"/>
+          <w:b w:val="0"/>
           <w:color w:val="111111"/>
           <w:sz w:val="21"/>
         </w:rPr>
@@ -2674,6 +2772,7 @@
       <w:r>
         <w:rPr>
           <w:rFonts w:ascii="Consolas" w:hAnsi="Consolas"/>
+          <w:b w:val="0"/>
           <w:color w:val="111111"/>
           <w:sz w:val="21"/>
         </w:rPr>
@@ -2690,6 +2789,7 @@
       <w:r>
         <w:rPr>
           <w:rFonts w:ascii="Consolas" w:hAnsi="Consolas"/>
+          <w:b w:val="0"/>
           <w:color w:val="111111"/>
           <w:sz w:val="21"/>
         </w:rPr>
@@ -5497,7 +5597,7 @@
           <w:color w:val="111111"/>
           <w:sz w:val="19"/>
         </w:rPr>
-        <w:t>El contraste completo, que es lo que la rubrica exige: **8 antes, 0 despues.**</w:t>
+        <w:t>El contraste completo, que es lo que la rubrica exige: 8 antes, 0 despues.</w:t>
       </w:r>
       <w:r>
         <w:br/>
@@ -5708,6 +5808,7 @@
       <w:r>
         <w:rPr>
           <w:rFonts w:ascii="Consolas" w:hAnsi="Consolas"/>
+          <w:b w:val="0"/>
           <w:color w:val="111111"/>
           <w:sz w:val="21"/>
         </w:rPr>
@@ -5732,7 +5833,24 @@
           <w:color w:val="4A4A49"/>
           <w:sz w:val="22"/>
         </w:rPr>
-        <w:t>5 pts — el contraste cuantitativo con `COUNT`.</w:t>
+        <w:t xml:space="preserve">5 pts — el contraste cuantitativo con </w:t>
+      </w:r>
+      <w:r>
+        <w:rPr>
+          <w:rFonts w:ascii="Consolas" w:hAnsi="Consolas"/>
+          <w:b/>
+          <w:color w:val="111111"/>
+          <w:sz w:val="21"/>
+        </w:rPr>
+        <w:t>COUNT</w:t>
+      </w:r>
+      <w:r>
+        <w:rPr>
+          <w:b/>
+          <w:color w:val="4A4A49"/>
+          <w:sz w:val="22"/>
+        </w:rPr>
+        <w:t>.</w:t>
       </w:r>
       <w:r>
         <w:rPr>
@@ -5745,6 +5863,7 @@
       <w:r>
         <w:rPr>
           <w:rFonts w:ascii="Consolas" w:hAnsi="Consolas"/>
+          <w:b w:val="0"/>
           <w:color w:val="111111"/>
           <w:sz w:val="21"/>
         </w:rPr>
@@ -5769,7 +5888,41 @@
           <w:color w:val="4A4A49"/>
           <w:sz w:val="22"/>
         </w:rPr>
-        <w:t>7 pts — `buscar_mascota_segura` con `EXECUTE ... USING` y la firma de retorno intacta.</w:t>
+        <w:t xml:space="preserve">7 pts — </w:t>
+      </w:r>
+      <w:r>
+        <w:rPr>
+          <w:rFonts w:ascii="Consolas" w:hAnsi="Consolas"/>
+          <w:b/>
+          <w:color w:val="111111"/>
+          <w:sz w:val="21"/>
+        </w:rPr>
+        <w:t>buscar_mascota_segura</w:t>
+      </w:r>
+      <w:r>
+        <w:rPr>
+          <w:b/>
+          <w:color w:val="4A4A49"/>
+          <w:sz w:val="22"/>
+        </w:rPr>
+        <w:t xml:space="preserve"> con </w:t>
+      </w:r>
+      <w:r>
+        <w:rPr>
+          <w:rFonts w:ascii="Consolas" w:hAnsi="Consolas"/>
+          <w:b/>
+          <w:color w:val="111111"/>
+          <w:sz w:val="21"/>
+        </w:rPr>
+        <w:t>EXECUTE ... USING</w:t>
+      </w:r>
+      <w:r>
+        <w:rPr>
+          <w:b/>
+          <w:color w:val="4A4A49"/>
+          <w:sz w:val="22"/>
+        </w:rPr>
+        <w:t xml:space="preserve"> y la firma de retorno intacta.</w:t>
       </w:r>
       <w:r>
         <w:rPr>
@@ -5782,6 +5935,7 @@
       <w:r>
         <w:rPr>
           <w:rFonts w:ascii="Consolas" w:hAnsi="Consolas"/>
+          <w:b w:val="0"/>
           <w:color w:val="111111"/>
           <w:sz w:val="21"/>
         </w:rPr>
@@ -5798,6 +5952,7 @@
       <w:r>
         <w:rPr>
           <w:rFonts w:ascii="Consolas" w:hAnsi="Consolas"/>
+          <w:b w:val="0"/>
           <w:color w:val="111111"/>
           <w:sz w:val="21"/>
         </w:rPr>
@@ -5814,6 +5969,7 @@
       <w:r>
         <w:rPr>
           <w:rFonts w:ascii="Consolas" w:hAnsi="Consolas"/>
+          <w:b w:val="0"/>
           <w:color w:val="111111"/>
           <w:sz w:val="21"/>
         </w:rPr>
@@ -5830,6 +5986,7 @@
       <w:r>
         <w:rPr>
           <w:rFonts w:ascii="Consolas" w:hAnsi="Consolas"/>
+          <w:b w:val="0"/>
           <w:color w:val="111111"/>
           <w:sz w:val="21"/>
         </w:rPr>
@@ -5891,7 +6048,24 @@
           <w:color w:val="4A4A49"/>
           <w:sz w:val="22"/>
         </w:rPr>
-        <w:t>2 pts — la variante estatica `buscar_mascota_directa`,</w:t>
+        <w:t xml:space="preserve">2 pts — la variante estatica </w:t>
+      </w:r>
+      <w:r>
+        <w:rPr>
+          <w:rFonts w:ascii="Consolas" w:hAnsi="Consolas"/>
+          <w:b/>
+          <w:color w:val="111111"/>
+          <w:sz w:val="21"/>
+        </w:rPr>
+        <w:t>buscar_mascota_directa</w:t>
+      </w:r>
+      <w:r>
+        <w:rPr>
+          <w:b/>
+          <w:color w:val="4A4A49"/>
+          <w:sz w:val="22"/>
+        </w:rPr>
+        <w:t>,</w:t>
       </w:r>
       <w:r>
         <w:rPr>
@@ -5920,6 +6094,7 @@
       <w:r>
         <w:rPr>
           <w:rFonts w:ascii="Consolas" w:hAnsi="Consolas"/>
+          <w:b w:val="0"/>
           <w:color w:val="111111"/>
           <w:sz w:val="21"/>
         </w:rPr>
@@ -5936,6 +6111,7 @@
       <w:r>
         <w:rPr>
           <w:rFonts w:ascii="Consolas" w:hAnsi="Consolas"/>
+          <w:b w:val="0"/>
           <w:color w:val="111111"/>
           <w:sz w:val="21"/>
         </w:rPr>
@@ -5960,7 +6136,41 @@
           <w:color w:val="4A4A49"/>
           <w:sz w:val="22"/>
         </w:rPr>
-        <w:t>3 pts — el `DROP FUNCTION buscar_mascota_insegura(TEXT);` y la regla propia en un comentario `--`.</w:t>
+        <w:t xml:space="preserve">3 pts — el </w:t>
+      </w:r>
+      <w:r>
+        <w:rPr>
+          <w:rFonts w:ascii="Consolas" w:hAnsi="Consolas"/>
+          <w:b/>
+          <w:color w:val="111111"/>
+          <w:sz w:val="21"/>
+        </w:rPr>
+        <w:t>DROP FUNCTION buscar_mascota_insegura(TEXT);</w:t>
+      </w:r>
+      <w:r>
+        <w:rPr>
+          <w:b/>
+          <w:color w:val="4A4A49"/>
+          <w:sz w:val="22"/>
+        </w:rPr>
+        <w:t xml:space="preserve"> y la regla propia en un comentario </w:t>
+      </w:r>
+      <w:r>
+        <w:rPr>
+          <w:rFonts w:ascii="Consolas" w:hAnsi="Consolas"/>
+          <w:b/>
+          <w:color w:val="111111"/>
+          <w:sz w:val="21"/>
+        </w:rPr>
+        <w:t>--</w:t>
+      </w:r>
+      <w:r>
+        <w:rPr>
+          <w:b/>
+          <w:color w:val="4A4A49"/>
+          <w:sz w:val="22"/>
+        </w:rPr>
+        <w:t>.</w:t>
       </w:r>
       <w:r>
         <w:rPr>
@@ -5973,6 +6183,7 @@
       <w:r>
         <w:rPr>
           <w:rFonts w:ascii="Consolas" w:hAnsi="Consolas"/>
+          <w:b w:val="0"/>
           <w:color w:val="111111"/>
           <w:sz w:val="21"/>
         </w:rPr>
@@ -5989,6 +6200,7 @@
       <w:r>
         <w:rPr>
           <w:rFonts w:ascii="Consolas" w:hAnsi="Consolas"/>
+          <w:b w:val="0"/>
           <w:color w:val="111111"/>
           <w:sz w:val="21"/>
         </w:rPr>
@@ -6021,6 +6233,7 @@
       <w:r>
         <w:rPr>
           <w:rFonts w:ascii="Consolas" w:hAnsi="Consolas"/>
+          <w:b w:val="0"/>
           <w:color w:val="111111"/>
           <w:sz w:val="21"/>
         </w:rPr>
@@ -6045,7 +6258,16 @@
           <w:color w:val="4A4A49"/>
           <w:sz w:val="22"/>
         </w:rPr>
-        <w:t>Se reconoce como muy sobresaliente, sin puntos extra, la variante con `UNION`</w:t>
+        <w:t xml:space="preserve">Se reconoce como muy sobresaliente, sin puntos extra, la variante con </w:t>
+      </w:r>
+      <w:r>
+        <w:rPr>
+          <w:rFonts w:ascii="Consolas" w:hAnsi="Consolas"/>
+          <w:b/>
+          <w:color w:val="111111"/>
+          <w:sz w:val="21"/>
+        </w:rPr>
+        <w:t>UNION</w:t>
       </w:r>
       <w:r>
         <w:rPr>
@@ -6058,6 +6280,7 @@
       <w:r>
         <w:rPr>
           <w:rFonts w:ascii="Consolas" w:hAnsi="Consolas"/>
+          <w:b w:val="0"/>
           <w:color w:val="111111"/>
           <w:sz w:val="21"/>
         </w:rPr>
@@ -6108,6 +6331,7 @@
       <w:r>
         <w:rPr>
           <w:rFonts w:ascii="Consolas" w:hAnsi="Consolas"/>
+          <w:b w:val="0"/>
           <w:color w:val="111111"/>
           <w:sz w:val="21"/>
         </w:rPr>
@@ -6124,6 +6348,7 @@
       <w:r>
         <w:rPr>
           <w:rFonts w:ascii="Consolas" w:hAnsi="Consolas"/>
+          <w:b w:val="0"/>
           <w:color w:val="111111"/>
           <w:sz w:val="21"/>
         </w:rPr>
@@ -6161,6 +6386,7 @@
       <w:r>
         <w:rPr>
           <w:rFonts w:ascii="Consolas" w:hAnsi="Consolas"/>
+          <w:b w:val="0"/>
           <w:color w:val="111111"/>
           <w:sz w:val="21"/>
         </w:rPr>
@@ -6193,6 +6419,7 @@
       <w:r>
         <w:rPr>
           <w:rFonts w:ascii="Consolas" w:hAnsi="Consolas"/>
+          <w:b w:val="0"/>
           <w:color w:val="111111"/>
           <w:sz w:val="21"/>
         </w:rPr>
@@ -6209,6 +6436,7 @@
       <w:r>
         <w:rPr>
           <w:rFonts w:ascii="Consolas" w:hAnsi="Consolas"/>
+          <w:b w:val="0"/>
           <w:color w:val="111111"/>
           <w:sz w:val="21"/>
         </w:rPr>
@@ -6246,6 +6474,7 @@
       <w:r>
         <w:rPr>
           <w:rFonts w:ascii="Consolas" w:hAnsi="Consolas"/>
+          <w:b w:val="0"/>
           <w:color w:val="111111"/>
           <w:sz w:val="21"/>
         </w:rPr>
@@ -6262,6 +6491,7 @@
       <w:r>
         <w:rPr>
           <w:rFonts w:ascii="Consolas" w:hAnsi="Consolas"/>
+          <w:b w:val="0"/>
           <w:color w:val="111111"/>
           <w:sz w:val="21"/>
         </w:rPr>
@@ -6298,11 +6528,20 @@
       </w:pPr>
       <w:r>
         <w:rPr>
+          <w:rFonts w:ascii="Consolas" w:hAnsi="Consolas"/>
           <w:b/>
-          <w:color w:val="4A4A49"/>
-          <w:sz w:val="22"/>
-        </w:rPr>
-        <w:t>`buscar_mascota_directa` sin alias de tabla.</w:t>
+          <w:color w:val="111111"/>
+          <w:sz w:val="21"/>
+        </w:rPr>
+        <w:t>buscar_mascota_directa</w:t>
+      </w:r>
+      <w:r>
+        <w:rPr>
+          <w:b/>
+          <w:color w:val="4A4A49"/>
+          <w:sz w:val="22"/>
+        </w:rPr>
+        <w:t xml:space="preserve"> sin alias de tabla.</w:t>
       </w:r>
       <w:r>
         <w:rPr>
@@ -6315,6 +6554,7 @@
       <w:r>
         <w:rPr>
           <w:rFonts w:ascii="Consolas" w:hAnsi="Consolas"/>
+          <w:b w:val="0"/>
           <w:color w:val="111111"/>
           <w:sz w:val="21"/>
         </w:rPr>
@@ -6331,6 +6571,7 @@
       <w:r>
         <w:rPr>
           <w:rFonts w:ascii="Consolas" w:hAnsi="Consolas"/>
+          <w:b w:val="0"/>
           <w:color w:val="111111"/>
           <w:sz w:val="21"/>
         </w:rPr>
@@ -6347,6 +6588,7 @@
       <w:r>
         <w:rPr>
           <w:rFonts w:ascii="Consolas" w:hAnsi="Consolas"/>
+          <w:b w:val="0"/>
           <w:color w:val="111111"/>
           <w:sz w:val="21"/>
         </w:rPr>
@@ -6371,7 +6613,24 @@
           <w:color w:val="4A4A49"/>
           <w:sz w:val="22"/>
         </w:rPr>
-        <w:t>Hacer el `DROP` antes de demostrar el ataque.</w:t>
+        <w:t xml:space="preserve">Hacer el </w:t>
+      </w:r>
+      <w:r>
+        <w:rPr>
+          <w:rFonts w:ascii="Consolas" w:hAnsi="Consolas"/>
+          <w:b/>
+          <w:color w:val="111111"/>
+          <w:sz w:val="21"/>
+        </w:rPr>
+        <w:t>DROP</w:t>
+      </w:r>
+      <w:r>
+        <w:rPr>
+          <w:b/>
+          <w:color w:val="4A4A49"/>
+          <w:sz w:val="22"/>
+        </w:rPr>
+        <w:t xml:space="preserve"> antes de demostrar el ataque.</w:t>
       </w:r>
       <w:r>
         <w:rPr>
@@ -6384,6 +6643,7 @@
       <w:r>
         <w:rPr>
           <w:rFonts w:ascii="Consolas" w:hAnsi="Consolas"/>
+          <w:b w:val="0"/>
           <w:color w:val="111111"/>
           <w:sz w:val="21"/>
         </w:rPr>
@@ -6404,11 +6664,20 @@
       </w:pPr>
       <w:r>
         <w:rPr>
+          <w:rFonts w:ascii="Consolas" w:hAnsi="Consolas"/>
           <w:b/>
-          <w:color w:val="4A4A49"/>
-          <w:sz w:val="22"/>
-        </w:rPr>
-        <w:t>`DROP FUNCTION buscar_mascota_insegura;` sin la firma.</w:t>
+          <w:color w:val="111111"/>
+          <w:sz w:val="21"/>
+        </w:rPr>
+        <w:t>DROP FUNCTION buscar_mascota_insegura;</w:t>
+      </w:r>
+      <w:r>
+        <w:rPr>
+          <w:b/>
+          <w:color w:val="4A4A49"/>
+          <w:sz w:val="22"/>
+        </w:rPr>
+        <w:t xml:space="preserve"> sin la firma.</w:t>
       </w:r>
       <w:r>
         <w:rPr>
@@ -6421,6 +6690,7 @@
       <w:r>
         <w:rPr>
           <w:rFonts w:ascii="Consolas" w:hAnsi="Consolas"/>
+          <w:b w:val="0"/>
           <w:color w:val="111111"/>
           <w:sz w:val="21"/>
         </w:rPr>
@@ -9621,18 +9891,18 @@
           <w:color w:val="111111"/>
           <w:sz w:val="19"/>
         </w:rPr>
-        <w:t>Y ahi esta lo incomodo: el trigger FOR EACH ROW que se acaba de construir **no</w:t>
-      </w:r>
-      <w:r>
-        <w:br/>
-      </w:r>
-      <w:r>
-        <w:rPr>
-          <w:rFonts w:ascii="Consolas" w:hAnsi="Consolas"/>
-          <w:color w:val="111111"/>
-          <w:sz w:val="19"/>
-        </w:rPr>
-        <w:t>se dispara con TRUNCATE**, que es la sentencia mas destructiva de las dos. El</w:t>
+        <w:t>Y ahi esta lo incomodo: el trigger FOR EACH ROW que se acaba de construir no</w:t>
+      </w:r>
+      <w:r>
+        <w:br/>
+      </w:r>
+      <w:r>
+        <w:rPr>
+          <w:rFonts w:ascii="Consolas" w:hAnsi="Consolas"/>
+          <w:color w:val="111111"/>
+          <w:sz w:val="19"/>
+        </w:rPr>
+        <w:t>se dispara con TRUNCATE, que es la sentencia mas destructiva de las dos. El</w:t>
       </w:r>
       <w:r>
         <w:br/>
@@ -9680,7 +9950,41 @@
           <w:color w:val="4A4A49"/>
           <w:sz w:val="22"/>
         </w:rPr>
-        <w:t>4 pts — `respaldo_cita` y `bitacora_respaldo`,</w:t>
+        <w:t xml:space="preserve">4 pts — </w:t>
+      </w:r>
+      <w:r>
+        <w:rPr>
+          <w:rFonts w:ascii="Consolas" w:hAnsi="Consolas"/>
+          <w:b/>
+          <w:color w:val="111111"/>
+          <w:sz w:val="21"/>
+        </w:rPr>
+        <w:t>respaldo_cita</w:t>
+      </w:r>
+      <w:r>
+        <w:rPr>
+          <w:b/>
+          <w:color w:val="4A4A49"/>
+          <w:sz w:val="22"/>
+        </w:rPr>
+        <w:t xml:space="preserve"> y </w:t>
+      </w:r>
+      <w:r>
+        <w:rPr>
+          <w:rFonts w:ascii="Consolas" w:hAnsi="Consolas"/>
+          <w:b/>
+          <w:color w:val="111111"/>
+          <w:sz w:val="21"/>
+        </w:rPr>
+        <w:t>bitacora_respaldo</w:t>
+      </w:r>
+      <w:r>
+        <w:rPr>
+          <w:b/>
+          <w:color w:val="4A4A49"/>
+          <w:sz w:val="22"/>
+        </w:rPr>
+        <w:t>,</w:t>
       </w:r>
       <w:r>
         <w:rPr>
@@ -9709,6 +10013,7 @@
       <w:r>
         <w:rPr>
           <w:rFonts w:ascii="Consolas" w:hAnsi="Consolas"/>
+          <w:b w:val="0"/>
           <w:color w:val="111111"/>
           <w:sz w:val="21"/>
         </w:rPr>
@@ -9725,6 +10030,7 @@
       <w:r>
         <w:rPr>
           <w:rFonts w:ascii="Consolas" w:hAnsi="Consolas"/>
+          <w:b w:val="0"/>
           <w:color w:val="111111"/>
           <w:sz w:val="21"/>
         </w:rPr>
@@ -9741,6 +10047,7 @@
       <w:r>
         <w:rPr>
           <w:rFonts w:ascii="Consolas" w:hAnsi="Consolas"/>
+          <w:b w:val="0"/>
           <w:color w:val="111111"/>
           <w:sz w:val="21"/>
         </w:rPr>
@@ -9765,7 +10072,24 @@
           <w:color w:val="4A4A49"/>
           <w:sz w:val="22"/>
         </w:rPr>
-        <w:t>7 pts — `cita_borrada` y el trigger.</w:t>
+        <w:t xml:space="preserve">7 pts — </w:t>
+      </w:r>
+      <w:r>
+        <w:rPr>
+          <w:rFonts w:ascii="Consolas" w:hAnsi="Consolas"/>
+          <w:b/>
+          <w:color w:val="111111"/>
+          <w:sz w:val="21"/>
+        </w:rPr>
+        <w:t>cita_borrada</w:t>
+      </w:r>
+      <w:r>
+        <w:rPr>
+          <w:b/>
+          <w:color w:val="4A4A49"/>
+          <w:sz w:val="22"/>
+        </w:rPr>
+        <w:t xml:space="preserve"> y el trigger.</w:t>
       </w:r>
       <w:r>
         <w:rPr>
@@ -9778,6 +10102,7 @@
       <w:r>
         <w:rPr>
           <w:rFonts w:ascii="Consolas" w:hAnsi="Consolas"/>
+          <w:b w:val="0"/>
           <w:color w:val="111111"/>
           <w:sz w:val="21"/>
         </w:rPr>
@@ -9794,6 +10119,7 @@
       <w:r>
         <w:rPr>
           <w:rFonts w:ascii="Consolas" w:hAnsi="Consolas"/>
+          <w:b w:val="0"/>
           <w:color w:val="111111"/>
           <w:sz w:val="21"/>
         </w:rPr>
@@ -9810,6 +10136,7 @@
       <w:r>
         <w:rPr>
           <w:rFonts w:ascii="Consolas" w:hAnsi="Consolas"/>
+          <w:b w:val="0"/>
           <w:color w:val="111111"/>
           <w:sz w:val="21"/>
         </w:rPr>
@@ -9826,6 +10153,7 @@
       <w:r>
         <w:rPr>
           <w:rFonts w:ascii="Consolas" w:hAnsi="Consolas"/>
+          <w:b w:val="0"/>
           <w:color w:val="111111"/>
           <w:sz w:val="21"/>
         </w:rPr>
@@ -9842,6 +10170,7 @@
       <w:r>
         <w:rPr>
           <w:rFonts w:ascii="Consolas" w:hAnsi="Consolas"/>
+          <w:b w:val="0"/>
           <w:color w:val="111111"/>
           <w:sz w:val="21"/>
         </w:rPr>
@@ -9858,6 +10187,7 @@
       <w:r>
         <w:rPr>
           <w:rFonts w:ascii="Consolas" w:hAnsi="Consolas"/>
+          <w:b w:val="0"/>
           <w:color w:val="111111"/>
           <w:sz w:val="21"/>
         </w:rPr>
@@ -9890,6 +10220,7 @@
       <w:r>
         <w:rPr>
           <w:rFonts w:ascii="Consolas" w:hAnsi="Consolas"/>
+          <w:b w:val="0"/>
           <w:color w:val="111111"/>
           <w:sz w:val="21"/>
         </w:rPr>
@@ -9906,6 +10237,7 @@
       <w:r>
         <w:rPr>
           <w:rFonts w:ascii="Consolas" w:hAnsi="Consolas"/>
+          <w:b w:val="0"/>
           <w:color w:val="111111"/>
           <w:sz w:val="21"/>
         </w:rPr>
@@ -9922,6 +10254,7 @@
       <w:r>
         <w:rPr>
           <w:rFonts w:ascii="Consolas" w:hAnsi="Consolas"/>
+          <w:b w:val="0"/>
           <w:color w:val="111111"/>
           <w:sz w:val="21"/>
         </w:rPr>
@@ -9954,6 +10287,7 @@
       <w:r>
         <w:rPr>
           <w:rFonts w:ascii="Consolas" w:hAnsi="Consolas"/>
+          <w:b w:val="0"/>
           <w:color w:val="111111"/>
           <w:sz w:val="21"/>
         </w:rPr>
@@ -9978,7 +10312,24 @@
           <w:color w:val="4A4A49"/>
           <w:sz w:val="22"/>
         </w:rPr>
-        <w:t>4 pts — el `DELETE FROM cita;` y las dos consultas de comprobacion,</w:t>
+        <w:t xml:space="preserve">4 pts — el </w:t>
+      </w:r>
+      <w:r>
+        <w:rPr>
+          <w:rFonts w:ascii="Consolas" w:hAnsi="Consolas"/>
+          <w:b/>
+          <w:color w:val="111111"/>
+          <w:sz w:val="21"/>
+        </w:rPr>
+        <w:t>DELETE FROM cita;</w:t>
+      </w:r>
+      <w:r>
+        <w:rPr>
+          <w:b/>
+          <w:color w:val="4A4A49"/>
+          <w:sz w:val="22"/>
+        </w:rPr>
+        <w:t xml:space="preserve"> y las dos consultas de comprobacion,</w:t>
       </w:r>
       <w:r>
         <w:rPr>
@@ -9991,6 +10342,7 @@
       <w:r>
         <w:rPr>
           <w:rFonts w:ascii="Consolas" w:hAnsi="Consolas"/>
+          <w:b w:val="0"/>
           <w:color w:val="111111"/>
           <w:sz w:val="21"/>
         </w:rPr>
@@ -10023,6 +10375,7 @@
       <w:r>
         <w:rPr>
           <w:rFonts w:ascii="Consolas" w:hAnsi="Consolas"/>
+          <w:b w:val="0"/>
           <w:color w:val="111111"/>
           <w:sz w:val="21"/>
         </w:rPr>
@@ -10055,6 +10408,7 @@
       <w:r>
         <w:rPr>
           <w:rFonts w:ascii="Consolas" w:hAnsi="Consolas"/>
+          <w:b w:val="0"/>
           <w:color w:val="111111"/>
           <w:sz w:val="21"/>
         </w:rPr>
@@ -10071,6 +10425,7 @@
       <w:r>
         <w:rPr>
           <w:rFonts w:ascii="Consolas" w:hAnsi="Consolas"/>
+          <w:b w:val="0"/>
           <w:color w:val="111111"/>
           <w:sz w:val="21"/>
         </w:rPr>
@@ -10087,6 +10442,7 @@
       <w:r>
         <w:rPr>
           <w:rFonts w:ascii="Consolas" w:hAnsi="Consolas"/>
+          <w:b w:val="0"/>
           <w:color w:val="111111"/>
           <w:sz w:val="21"/>
         </w:rPr>
@@ -10103,6 +10459,7 @@
       <w:r>
         <w:rPr>
           <w:rFonts w:ascii="Consolas" w:hAnsi="Consolas"/>
+          <w:b w:val="0"/>
           <w:color w:val="111111"/>
           <w:sz w:val="21"/>
         </w:rPr>
@@ -10156,6 +10513,7 @@
       <w:r>
         <w:rPr>
           <w:rFonts w:ascii="Consolas" w:hAnsi="Consolas"/>
+          <w:b w:val="0"/>
           <w:color w:val="111111"/>
           <w:sz w:val="21"/>
         </w:rPr>
@@ -10172,6 +10530,7 @@
       <w:r>
         <w:rPr>
           <w:rFonts w:ascii="Consolas" w:hAnsi="Consolas"/>
+          <w:b w:val="0"/>
           <w:color w:val="111111"/>
           <w:sz w:val="21"/>
         </w:rPr>
@@ -10188,6 +10547,7 @@
       <w:r>
         <w:rPr>
           <w:rFonts w:ascii="Consolas" w:hAnsi="Consolas"/>
+          <w:b w:val="0"/>
           <w:color w:val="111111"/>
           <w:sz w:val="21"/>
         </w:rPr>
@@ -10212,7 +10572,41 @@
           <w:color w:val="4A4A49"/>
           <w:sz w:val="22"/>
         </w:rPr>
-        <w:t>5 pts — la consulta de validacion en una sola fila con las cinco columnas y el `veredicto` calculado con `CASE`.</w:t>
+        <w:t xml:space="preserve">5 pts — la consulta de validacion en una sola fila con las cinco columnas y el </w:t>
+      </w:r>
+      <w:r>
+        <w:rPr>
+          <w:rFonts w:ascii="Consolas" w:hAnsi="Consolas"/>
+          <w:b/>
+          <w:color w:val="111111"/>
+          <w:sz w:val="21"/>
+        </w:rPr>
+        <w:t>veredicto</w:t>
+      </w:r>
+      <w:r>
+        <w:rPr>
+          <w:b/>
+          <w:color w:val="4A4A49"/>
+          <w:sz w:val="22"/>
+        </w:rPr>
+        <w:t xml:space="preserve"> calculado con </w:t>
+      </w:r>
+      <w:r>
+        <w:rPr>
+          <w:rFonts w:ascii="Consolas" w:hAnsi="Consolas"/>
+          <w:b/>
+          <w:color w:val="111111"/>
+          <w:sz w:val="21"/>
+        </w:rPr>
+        <w:t>CASE</w:t>
+      </w:r>
+      <w:r>
+        <w:rPr>
+          <w:b/>
+          <w:color w:val="4A4A49"/>
+          <w:sz w:val="22"/>
+        </w:rPr>
+        <w:t>.</w:t>
       </w:r>
       <w:r>
         <w:rPr>
@@ -10225,6 +10619,7 @@
       <w:r>
         <w:rPr>
           <w:rFonts w:ascii="Consolas" w:hAnsi="Consolas"/>
+          <w:b w:val="0"/>
           <w:color w:val="111111"/>
           <w:sz w:val="21"/>
         </w:rPr>
@@ -10241,6 +10636,7 @@
       <w:r>
         <w:rPr>
           <w:rFonts w:ascii="Consolas" w:hAnsi="Consolas"/>
+          <w:b w:val="0"/>
           <w:color w:val="111111"/>
           <w:sz w:val="21"/>
         </w:rPr>
@@ -10273,6 +10669,7 @@
       <w:r>
         <w:rPr>
           <w:rFonts w:ascii="Consolas" w:hAnsi="Consolas"/>
+          <w:b w:val="0"/>
           <w:color w:val="111111"/>
           <w:sz w:val="21"/>
         </w:rPr>
@@ -10289,6 +10686,7 @@
       <w:r>
         <w:rPr>
           <w:rFonts w:ascii="Consolas" w:hAnsi="Consolas"/>
+          <w:b w:val="0"/>
           <w:color w:val="111111"/>
           <w:sz w:val="21"/>
         </w:rPr>
@@ -10379,6 +10777,7 @@
       <w:r>
         <w:rPr>
           <w:rFonts w:ascii="Consolas" w:hAnsi="Consolas"/>
+          <w:b w:val="0"/>
           <w:color w:val="111111"/>
           <w:sz w:val="21"/>
         </w:rPr>
@@ -10398,7 +10797,16 @@
           <w:color w:val="4A4A49"/>
           <w:sz w:val="22"/>
         </w:rPr>
-        <w:t>no se dispara con `TRUNCATE`</w:t>
+        <w:t xml:space="preserve">no se dispara con </w:t>
+      </w:r>
+      <w:r>
+        <w:rPr>
+          <w:rFonts w:ascii="Consolas" w:hAnsi="Consolas"/>
+          <w:b/>
+          <w:color w:val="111111"/>
+          <w:sz w:val="21"/>
+        </w:rPr>
+        <w:t>TRUNCATE</w:t>
       </w:r>
       <w:r>
         <w:rPr>
@@ -10411,6 +10819,7 @@
       <w:r>
         <w:rPr>
           <w:rFonts w:ascii="Consolas" w:hAnsi="Consolas"/>
+          <w:b w:val="0"/>
           <w:color w:val="111111"/>
           <w:sz w:val="21"/>
         </w:rPr>
@@ -10427,6 +10836,7 @@
       <w:r>
         <w:rPr>
           <w:rFonts w:ascii="Consolas" w:hAnsi="Consolas"/>
+          <w:b w:val="0"/>
           <w:color w:val="111111"/>
           <w:sz w:val="21"/>
         </w:rPr>
@@ -10443,6 +10853,7 @@
       <w:r>
         <w:rPr>
           <w:rFonts w:ascii="Consolas" w:hAnsi="Consolas"/>
+          <w:b w:val="0"/>
           <w:color w:val="111111"/>
           <w:sz w:val="21"/>
         </w:rPr>
@@ -10492,11 +10903,37 @@
       </w:pPr>
       <w:r>
         <w:rPr>
+          <w:rFonts w:ascii="Consolas" w:hAnsi="Consolas"/>
           <w:b/>
-          <w:color w:val="4A4A49"/>
-          <w:sz w:val="22"/>
-        </w:rPr>
-        <w:t>`RETURN NEW` en el trigger de `DELETE`.</w:t>
+          <w:color w:val="111111"/>
+          <w:sz w:val="21"/>
+        </w:rPr>
+        <w:t>RETURN NEW</w:t>
+      </w:r>
+      <w:r>
+        <w:rPr>
+          <w:b/>
+          <w:color w:val="4A4A49"/>
+          <w:sz w:val="22"/>
+        </w:rPr>
+        <w:t xml:space="preserve"> en el trigger de </w:t>
+      </w:r>
+      <w:r>
+        <w:rPr>
+          <w:rFonts w:ascii="Consolas" w:hAnsi="Consolas"/>
+          <w:b/>
+          <w:color w:val="111111"/>
+          <w:sz w:val="21"/>
+        </w:rPr>
+        <w:t>DELETE</w:t>
+      </w:r>
+      <w:r>
+        <w:rPr>
+          <w:b/>
+          <w:color w:val="4A4A49"/>
+          <w:sz w:val="22"/>
+        </w:rPr>
+        <w:t>.</w:t>
       </w:r>
       <w:r>
         <w:rPr>
@@ -10509,6 +10946,7 @@
       <w:r>
         <w:rPr>
           <w:rFonts w:ascii="Consolas" w:hAnsi="Consolas"/>
+          <w:b w:val="0"/>
           <w:color w:val="111111"/>
           <w:sz w:val="21"/>
         </w:rPr>
@@ -10525,6 +10963,7 @@
       <w:r>
         <w:rPr>
           <w:rFonts w:ascii="Consolas" w:hAnsi="Consolas"/>
+          <w:b w:val="0"/>
           <w:color w:val="111111"/>
           <w:sz w:val="21"/>
         </w:rPr>
@@ -10541,6 +10980,7 @@
       <w:r>
         <w:rPr>
           <w:rFonts w:ascii="Consolas" w:hAnsi="Consolas"/>
+          <w:b w:val="0"/>
           <w:color w:val="111111"/>
           <w:sz w:val="21"/>
         </w:rPr>
@@ -10557,6 +10997,7 @@
       <w:r>
         <w:rPr>
           <w:rFonts w:ascii="Consolas" w:hAnsi="Consolas"/>
+          <w:b w:val="0"/>
           <w:color w:val="111111"/>
           <w:sz w:val="21"/>
         </w:rPr>
@@ -10573,6 +11014,7 @@
       <w:r>
         <w:rPr>
           <w:rFonts w:ascii="Consolas" w:hAnsi="Consolas"/>
+          <w:b w:val="0"/>
           <w:color w:val="111111"/>
           <w:sz w:val="21"/>
         </w:rPr>
@@ -10605,6 +11047,7 @@
       <w:r>
         <w:rPr>
           <w:rFonts w:ascii="Consolas" w:hAnsi="Consolas"/>
+          <w:b w:val="0"/>
           <w:color w:val="111111"/>
           <w:sz w:val="21"/>
         </w:rPr>
@@ -10621,6 +11064,7 @@
       <w:r>
         <w:rPr>
           <w:rFonts w:ascii="Consolas" w:hAnsi="Consolas"/>
+          <w:b w:val="0"/>
           <w:color w:val="111111"/>
           <w:sz w:val="21"/>
         </w:rPr>
@@ -10637,6 +11081,7 @@
       <w:r>
         <w:rPr>
           <w:rFonts w:ascii="Consolas" w:hAnsi="Consolas"/>
+          <w:b w:val="0"/>
           <w:color w:val="111111"/>
           <w:sz w:val="21"/>
         </w:rPr>
@@ -10674,6 +11119,7 @@
       <w:r>
         <w:rPr>
           <w:rFonts w:ascii="Consolas" w:hAnsi="Consolas"/>
+          <w:b w:val="0"/>
           <w:color w:val="111111"/>
           <w:sz w:val="21"/>
         </w:rPr>
@@ -10690,6 +11136,7 @@
       <w:r>
         <w:rPr>
           <w:rFonts w:ascii="Consolas" w:hAnsi="Consolas"/>
+          <w:b w:val="0"/>
           <w:color w:val="111111"/>
           <w:sz w:val="21"/>
         </w:rPr>
@@ -10710,11 +11157,20 @@
       </w:pPr>
       <w:r>
         <w:rPr>
+          <w:rFonts w:ascii="Consolas" w:hAnsi="Consolas"/>
           <w:b/>
-          <w:color w:val="4A4A49"/>
-          <w:sz w:val="22"/>
-        </w:rPr>
-        <w:t>`INSERT INTO cita SELECT * FROM cita_borrada;`.</w:t>
+          <w:color w:val="111111"/>
+          <w:sz w:val="21"/>
+        </w:rPr>
+        <w:t>INSERT INTO cita SELECT * FROM cita_borrada;</w:t>
+      </w:r>
+      <w:r>
+        <w:rPr>
+          <w:b/>
+          <w:color w:val="4A4A49"/>
+          <w:sz w:val="22"/>
+        </w:rPr>
+        <w:t>.</w:t>
       </w:r>
       <w:r>
         <w:rPr>
@@ -10727,6 +11183,7 @@
       <w:r>
         <w:rPr>
           <w:rFonts w:ascii="Consolas" w:hAnsi="Consolas"/>
+          <w:b w:val="0"/>
           <w:color w:val="111111"/>
           <w:sz w:val="21"/>
         </w:rPr>
@@ -10743,6 +11200,7 @@
       <w:r>
         <w:rPr>
           <w:rFonts w:ascii="Consolas" w:hAnsi="Consolas"/>
+          <w:b w:val="0"/>
           <w:color w:val="111111"/>
           <w:sz w:val="21"/>
         </w:rPr>
@@ -10759,6 +11217,7 @@
       <w:r>
         <w:rPr>
           <w:rFonts w:ascii="Consolas" w:hAnsi="Consolas"/>
+          <w:b w:val="0"/>
           <w:color w:val="111111"/>
           <w:sz w:val="21"/>
         </w:rPr>
@@ -10775,6 +11234,7 @@
       <w:r>
         <w:rPr>
           <w:rFonts w:ascii="Consolas" w:hAnsi="Consolas"/>
+          <w:b w:val="0"/>
           <w:color w:val="111111"/>
           <w:sz w:val="21"/>
         </w:rPr>
@@ -10799,7 +11259,24 @@
           <w:color w:val="4A4A49"/>
           <w:sz w:val="22"/>
         </w:rPr>
-        <w:t>Un `veredicto` escrito a mano:</w:t>
+        <w:t xml:space="preserve">Un </w:t>
+      </w:r>
+      <w:r>
+        <w:rPr>
+          <w:rFonts w:ascii="Consolas" w:hAnsi="Consolas"/>
+          <w:b/>
+          <w:color w:val="111111"/>
+          <w:sz w:val="21"/>
+        </w:rPr>
+        <w:t>veredicto</w:t>
+      </w:r>
+      <w:r>
+        <w:rPr>
+          <w:b/>
+          <w:color w:val="4A4A49"/>
+          <w:sz w:val="22"/>
+        </w:rPr>
+        <w:t xml:space="preserve"> escrito a mano:</w:t>
       </w:r>
       <w:r>
         <w:rPr>
@@ -10812,6 +11289,7 @@
       <w:r>
         <w:rPr>
           <w:rFonts w:ascii="Consolas" w:hAnsi="Consolas"/>
+          <w:b w:val="0"/>
           <w:color w:val="111111"/>
           <w:sz w:val="21"/>
         </w:rPr>
@@ -10828,6 +11306,7 @@
       <w:r>
         <w:rPr>
           <w:rFonts w:ascii="Consolas" w:hAnsi="Consolas"/>
+          <w:b w:val="0"/>
           <w:color w:val="111111"/>
           <w:sz w:val="21"/>
         </w:rPr>
@@ -10852,7 +11331,24 @@
           <w:color w:val="4A4A49"/>
           <w:sz w:val="22"/>
         </w:rPr>
-        <w:t>Olvidar el `RETURN OLD` por completo</w:t>
+        <w:t xml:space="preserve">Olvidar el </w:t>
+      </w:r>
+      <w:r>
+        <w:rPr>
+          <w:rFonts w:ascii="Consolas" w:hAnsi="Consolas"/>
+          <w:b/>
+          <w:color w:val="111111"/>
+          <w:sz w:val="21"/>
+        </w:rPr>
+        <w:t>RETURN OLD</w:t>
+      </w:r>
+      <w:r>
+        <w:rPr>
+          <w:b/>
+          <w:color w:val="4A4A49"/>
+          <w:sz w:val="22"/>
+        </w:rPr>
+        <w:t xml:space="preserve"> por completo</w:t>
       </w:r>
       <w:r>
         <w:rPr>
@@ -10865,6 +11361,7 @@
       <w:r>
         <w:rPr>
           <w:rFonts w:ascii="Consolas" w:hAnsi="Consolas"/>
+          <w:b w:val="0"/>
           <w:color w:val="111111"/>
           <w:sz w:val="21"/>
         </w:rPr>
@@ -10881,6 +11378,7 @@
       <w:r>
         <w:rPr>
           <w:rFonts w:ascii="Consolas" w:hAnsi="Consolas"/>
+          <w:b w:val="0"/>
           <w:color w:val="111111"/>
           <w:sz w:val="21"/>
         </w:rPr>
@@ -10897,6 +11395,7 @@
       <w:r>
         <w:rPr>
           <w:rFonts w:ascii="Consolas" w:hAnsi="Consolas"/>
+          <w:b w:val="0"/>
           <w:color w:val="111111"/>
           <w:sz w:val="21"/>
         </w:rPr>
@@ -10913,6 +11412,7 @@
       <w:r>
         <w:rPr>
           <w:rFonts w:ascii="Consolas" w:hAnsi="Consolas"/>
+          <w:b w:val="0"/>
           <w:color w:val="111111"/>
           <w:sz w:val="21"/>
         </w:rPr>
@@ -10937,7 +11437,24 @@
           <w:color w:val="4A4A49"/>
           <w:sz w:val="22"/>
         </w:rPr>
-        <w:t>Creer que `CREATE TABLE respaldo_cita AS SELECT * FROM cita;` crea una tabla equivalente.</w:t>
+        <w:t xml:space="preserve">Creer que </w:t>
+      </w:r>
+      <w:r>
+        <w:rPr>
+          <w:rFonts w:ascii="Consolas" w:hAnsi="Consolas"/>
+          <w:b/>
+          <w:color w:val="111111"/>
+          <w:sz w:val="21"/>
+        </w:rPr>
+        <w:t>CREATE TABLE respaldo_cita AS SELECT * FROM cita;</w:t>
+      </w:r>
+      <w:r>
+        <w:rPr>
+          <w:b/>
+          <w:color w:val="4A4A49"/>
+          <w:sz w:val="22"/>
+        </w:rPr>
+        <w:t xml:space="preserve"> crea una tabla equivalente.</w:t>
       </w:r>
       <w:r>
         <w:rPr>
@@ -10950,6 +11467,7 @@
       <w:r>
         <w:rPr>
           <w:rFonts w:ascii="Consolas" w:hAnsi="Consolas"/>
+          <w:b w:val="0"/>
           <w:color w:val="111111"/>
           <w:sz w:val="21"/>
         </w:rPr>
@@ -10974,7 +11492,16 @@
           <w:color w:val="4A4A49"/>
           <w:sz w:val="22"/>
         </w:rPr>
-        <w:t>Poner llaves foraneas en `cita_borrada`</w:t>
+        <w:t xml:space="preserve">Poner llaves foraneas en </w:t>
+      </w:r>
+      <w:r>
+        <w:rPr>
+          <w:rFonts w:ascii="Consolas" w:hAnsi="Consolas"/>
+          <w:b/>
+          <w:color w:val="111111"/>
+          <w:sz w:val="21"/>
+        </w:rPr>
+        <w:t>cita_borrada</w:t>
       </w:r>
       <w:r>
         <w:rPr>
@@ -10987,6 +11514,7 @@
       <w:r>
         <w:rPr>
           <w:rFonts w:ascii="Consolas" w:hAnsi="Consolas"/>
+          <w:b w:val="0"/>
           <w:color w:val="111111"/>
           <w:sz w:val="21"/>
         </w:rPr>
@@ -11003,6 +11531,7 @@
       <w:r>
         <w:rPr>
           <w:rFonts w:ascii="Consolas" w:hAnsi="Consolas"/>
+          <w:b w:val="0"/>
           <w:color w:val="111111"/>
           <w:sz w:val="21"/>
         </w:rPr>
@@ -11040,6 +11569,7 @@
       <w:r>
         <w:rPr>
           <w:rFonts w:ascii="Consolas" w:hAnsi="Consolas"/>
+          <w:b w:val="0"/>
           <w:color w:val="111111"/>
           <w:sz w:val="21"/>
         </w:rPr>
@@ -11056,6 +11586,7 @@
       <w:r>
         <w:rPr>
           <w:rFonts w:ascii="Consolas" w:hAnsi="Consolas"/>
+          <w:b w:val="0"/>
           <w:color w:val="111111"/>
           <w:sz w:val="21"/>
         </w:rPr>
@@ -11072,6 +11603,7 @@
       <w:r>
         <w:rPr>
           <w:rFonts w:ascii="Consolas" w:hAnsi="Consolas"/>
+          <w:b w:val="0"/>
           <w:color w:val="111111"/>
           <w:sz w:val="21"/>
         </w:rPr>
@@ -11248,6 +11780,7 @@
             <w:r>
               <w:rPr>
                 <w:rFonts w:ascii="Consolas" w:hAnsi="Consolas"/>
+                <w:b w:val="0"/>
                 <w:color w:val="111111"/>
                 <w:sz w:val="19"/>
               </w:rPr>
@@ -11264,6 +11797,7 @@
             <w:r>
               <w:rPr>
                 <w:rFonts w:ascii="Consolas" w:hAnsi="Consolas"/>
+                <w:b w:val="0"/>
                 <w:color w:val="111111"/>
                 <w:sz w:val="19"/>
               </w:rPr>
@@ -11550,6 +12084,7 @@
             <w:r>
               <w:rPr>
                 <w:rFonts w:ascii="Consolas" w:hAnsi="Consolas"/>
+                <w:b w:val="0"/>
                 <w:color w:val="111111"/>
                 <w:sz w:val="19"/>
               </w:rPr>
@@ -11566,6 +12101,7 @@
             <w:r>
               <w:rPr>
                 <w:rFonts w:ascii="Consolas" w:hAnsi="Consolas"/>
+                <w:b w:val="0"/>
                 <w:color w:val="111111"/>
                 <w:sz w:val="19"/>
               </w:rPr>
@@ -11643,6 +12179,7 @@
             <w:r>
               <w:rPr>
                 <w:rFonts w:ascii="Consolas" w:hAnsi="Consolas"/>
+                <w:b w:val="0"/>
                 <w:color w:val="111111"/>
                 <w:sz w:val="19"/>
               </w:rPr>
@@ -11659,6 +12196,7 @@
             <w:r>
               <w:rPr>
                 <w:rFonts w:ascii="Consolas" w:hAnsi="Consolas"/>
+                <w:b w:val="0"/>
                 <w:color w:val="111111"/>
                 <w:sz w:val="19"/>
               </w:rPr>
@@ -11792,6 +12330,7 @@
       <w:r>
         <w:rPr>
           <w:rFonts w:ascii="Consolas" w:hAnsi="Consolas"/>
+          <w:b w:val="0"/>
           <w:color w:val="111111"/>
           <w:sz w:val="21"/>
         </w:rPr>
@@ -11808,6 +12347,7 @@
       <w:r>
         <w:rPr>
           <w:rFonts w:ascii="Consolas" w:hAnsi="Consolas"/>
+          <w:b w:val="0"/>
           <w:color w:val="111111"/>
           <w:sz w:val="21"/>
         </w:rPr>
@@ -11942,6 +12482,7 @@
       <w:r>
         <w:rPr>
           <w:rFonts w:ascii="Consolas" w:hAnsi="Consolas"/>
+          <w:b w:val="0"/>
           <w:color w:val="111111"/>
           <w:sz w:val="21"/>
         </w:rPr>
@@ -12239,6 +12780,7 @@
             <w:r>
               <w:rPr>
                 <w:rFonts w:ascii="Consolas" w:hAnsi="Consolas"/>
+                <w:b w:val="0"/>
                 <w:color w:val="111111"/>
                 <w:sz w:val="19"/>
               </w:rPr>
@@ -12255,6 +12797,7 @@
             <w:r>
               <w:rPr>
                 <w:rFonts w:ascii="Consolas" w:hAnsi="Consolas"/>
+                <w:b w:val="0"/>
                 <w:color w:val="111111"/>
                 <w:sz w:val="19"/>
               </w:rPr>
@@ -12271,6 +12814,7 @@
             <w:r>
               <w:rPr>
                 <w:rFonts w:ascii="Consolas" w:hAnsi="Consolas"/>
+                <w:b w:val="0"/>
                 <w:color w:val="111111"/>
                 <w:sz w:val="19"/>
               </w:rPr>
@@ -12287,6 +12831,7 @@
             <w:r>
               <w:rPr>
                 <w:rFonts w:ascii="Consolas" w:hAnsi="Consolas"/>
+                <w:b w:val="0"/>
                 <w:color w:val="111111"/>
                 <w:sz w:val="19"/>
               </w:rPr>
@@ -12311,6 +12856,7 @@
             <w:r>
               <w:rPr>
                 <w:rFonts w:ascii="Consolas" w:hAnsi="Consolas"/>
+                <w:b w:val="0"/>
                 <w:color w:val="111111"/>
                 <w:sz w:val="19"/>
               </w:rPr>
@@ -12375,6 +12921,7 @@
             <w:r>
               <w:rPr>
                 <w:rFonts w:ascii="Consolas" w:hAnsi="Consolas"/>
+                <w:b w:val="0"/>
                 <w:color w:val="111111"/>
                 <w:sz w:val="19"/>
               </w:rPr>
@@ -12423,6 +12970,7 @@
             <w:r>
               <w:rPr>
                 <w:rFonts w:ascii="Consolas" w:hAnsi="Consolas"/>
+                <w:b w:val="0"/>
                 <w:color w:val="111111"/>
                 <w:sz w:val="19"/>
               </w:rPr>
@@ -12439,6 +12987,7 @@
             <w:r>
               <w:rPr>
                 <w:rFonts w:ascii="Consolas" w:hAnsi="Consolas"/>
+                <w:b w:val="0"/>
                 <w:color w:val="111111"/>
                 <w:sz w:val="19"/>
               </w:rPr>
@@ -12524,6 +13073,7 @@
             <w:r>
               <w:rPr>
                 <w:rFonts w:ascii="Consolas" w:hAnsi="Consolas"/>
+                <w:b w:val="0"/>
                 <w:color w:val="111111"/>
                 <w:sz w:val="19"/>
               </w:rPr>
@@ -12540,6 +13090,7 @@
             <w:r>
               <w:rPr>
                 <w:rFonts w:ascii="Consolas" w:hAnsi="Consolas"/>
+                <w:b w:val="0"/>
                 <w:color w:val="111111"/>
                 <w:sz w:val="19"/>
               </w:rPr>
@@ -12556,6 +13107,7 @@
             <w:r>
               <w:rPr>
                 <w:rFonts w:ascii="Consolas" w:hAnsi="Consolas"/>
+                <w:b w:val="0"/>
                 <w:color w:val="111111"/>
                 <w:sz w:val="19"/>
               </w:rPr>
@@ -12572,6 +13124,7 @@
             <w:r>
               <w:rPr>
                 <w:rFonts w:ascii="Consolas" w:hAnsi="Consolas"/>
+                <w:b w:val="0"/>
                 <w:color w:val="111111"/>
                 <w:sz w:val="19"/>
               </w:rPr>
@@ -12588,6 +13141,7 @@
             <w:r>
               <w:rPr>
                 <w:rFonts w:ascii="Consolas" w:hAnsi="Consolas"/>
+                <w:b w:val="0"/>
                 <w:color w:val="111111"/>
                 <w:sz w:val="19"/>
               </w:rPr>
@@ -12664,6 +13218,7 @@
             <w:r>
               <w:rPr>
                 <w:rFonts w:ascii="Consolas" w:hAnsi="Consolas"/>
+                <w:b w:val="0"/>
                 <w:color w:val="111111"/>
                 <w:sz w:val="19"/>
               </w:rPr>
@@ -12680,6 +13235,7 @@
             <w:r>
               <w:rPr>
                 <w:rFonts w:ascii="Consolas" w:hAnsi="Consolas"/>
+                <w:b w:val="0"/>
                 <w:color w:val="111111"/>
                 <w:sz w:val="19"/>
               </w:rPr>
@@ -12712,6 +13268,7 @@
             <w:r>
               <w:rPr>
                 <w:rFonts w:ascii="Consolas" w:hAnsi="Consolas"/>
+                <w:b w:val="0"/>
                 <w:color w:val="111111"/>
                 <w:sz w:val="19"/>
               </w:rPr>
@@ -12744,6 +13301,7 @@
             <w:r>
               <w:rPr>
                 <w:rFonts w:ascii="Consolas" w:hAnsi="Consolas"/>
+                <w:b w:val="0"/>
                 <w:color w:val="111111"/>
                 <w:sz w:val="19"/>
               </w:rPr>
@@ -12827,6 +13385,7 @@
             <w:r>
               <w:rPr>
                 <w:rFonts w:ascii="Consolas" w:hAnsi="Consolas"/>
+                <w:b w:val="0"/>
                 <w:color w:val="111111"/>
                 <w:sz w:val="19"/>
               </w:rPr>
@@ -12859,6 +13418,7 @@
             <w:r>
               <w:rPr>
                 <w:rFonts w:ascii="Consolas" w:hAnsi="Consolas"/>
+                <w:b w:val="0"/>
                 <w:color w:val="111111"/>
                 <w:sz w:val="19"/>
               </w:rPr>
@@ -12875,6 +13435,7 @@
             <w:r>
               <w:rPr>
                 <w:rFonts w:ascii="Consolas" w:hAnsi="Consolas"/>
+                <w:b w:val="0"/>
                 <w:color w:val="111111"/>
                 <w:sz w:val="19"/>
               </w:rPr>
@@ -12963,6 +13524,7 @@
             <w:r>
               <w:rPr>
                 <w:rFonts w:ascii="Consolas" w:hAnsi="Consolas"/>
+                <w:b w:val="0"/>
                 <w:color w:val="111111"/>
                 <w:sz w:val="19"/>
               </w:rPr>
@@ -12995,6 +13557,7 @@
             <w:r>
               <w:rPr>
                 <w:rFonts w:ascii="Consolas" w:hAnsi="Consolas"/>
+                <w:b w:val="0"/>
                 <w:color w:val="111111"/>
                 <w:sz w:val="19"/>
               </w:rPr>
@@ -13110,6 +13673,7 @@
       <w:r>
         <w:rPr>
           <w:rFonts w:ascii="Consolas" w:hAnsi="Consolas"/>
+          <w:b w:val="0"/>
           <w:color w:val="111111"/>
           <w:sz w:val="21"/>
         </w:rPr>
@@ -13160,6 +13724,7 @@
       <w:r>
         <w:rPr>
           <w:rFonts w:ascii="Consolas" w:hAnsi="Consolas"/>
+          <w:b w:val="0"/>
           <w:color w:val="111111"/>
           <w:sz w:val="21"/>
         </w:rPr>
@@ -13192,6 +13757,7 @@
       <w:r>
         <w:rPr>
           <w:rFonts w:ascii="Consolas" w:hAnsi="Consolas"/>
+          <w:b w:val="0"/>
           <w:color w:val="111111"/>
           <w:sz w:val="21"/>
         </w:rPr>
@@ -13268,7 +13834,24 @@
           <w:color w:val="4A4A49"/>
           <w:sz w:val="22"/>
         </w:rPr>
-        <w:t>El primero, y el que mas me sorprendio: supuse que la capa `api_*` de la Clase 12 cerraba la inyeccion.</w:t>
+        <w:t xml:space="preserve">El primero, y el que mas me sorprendio: supuse que la capa </w:t>
+      </w:r>
+      <w:r>
+        <w:rPr>
+          <w:rFonts w:ascii="Consolas" w:hAnsi="Consolas"/>
+          <w:b/>
+          <w:color w:val="111111"/>
+          <w:sz w:val="21"/>
+        </w:rPr>
+        <w:t>api_*</w:t>
+      </w:r>
+      <w:r>
+        <w:rPr>
+          <w:b/>
+          <w:color w:val="4A4A49"/>
+          <w:sz w:val="22"/>
+        </w:rPr>
+        <w:t xml:space="preserve"> de la Clase 12 cerraba la inyeccion.</w:t>
       </w:r>
       <w:r>
         <w:rPr>
@@ -13281,6 +13864,7 @@
       <w:r>
         <w:rPr>
           <w:rFonts w:ascii="Consolas" w:hAnsi="Consolas"/>
+          <w:b w:val="0"/>
           <w:color w:val="111111"/>
           <w:sz w:val="21"/>
         </w:rPr>
@@ -13357,6 +13941,7 @@
       <w:r>
         <w:rPr>
           <w:rFonts w:ascii="Consolas" w:hAnsi="Consolas"/>
+          <w:b w:val="0"/>
           <w:color w:val="111111"/>
           <w:sz w:val="21"/>
         </w:rPr>
@@ -13373,6 +13958,7 @@
       <w:r>
         <w:rPr>
           <w:rFonts w:ascii="Consolas" w:hAnsi="Consolas"/>
+          <w:b w:val="0"/>
           <w:color w:val="111111"/>
           <w:sz w:val="21"/>
         </w:rPr>
@@ -13392,7 +13978,24 @@
           <w:color w:val="4A4A49"/>
           <w:sz w:val="22"/>
         </w:rPr>
-        <w:t>Un `DELETE` no dejaba rastro</w:t>
+        <w:t xml:space="preserve">Un </w:t>
+      </w:r>
+      <w:r>
+        <w:rPr>
+          <w:rFonts w:ascii="Consolas" w:hAnsi="Consolas"/>
+          <w:b/>
+          <w:color w:val="111111"/>
+          <w:sz w:val="21"/>
+        </w:rPr>
+        <w:t>DELETE</w:t>
+      </w:r>
+      <w:r>
+        <w:rPr>
+          <w:b/>
+          <w:color w:val="4A4A49"/>
+          <w:sz w:val="22"/>
+        </w:rPr>
+        <w:t xml:space="preserve"> no dejaba rastro</w:t>
       </w:r>
       <w:r>
         <w:rPr>
@@ -13460,6 +14063,7 @@
       <w:r>
         <w:rPr>
           <w:rFonts w:ascii="Consolas" w:hAnsi="Consolas"/>
+          <w:b w:val="0"/>
           <w:color w:val="111111"/>
           <w:sz w:val="21"/>
         </w:rPr>
@@ -13516,6 +14120,7 @@
       <w:r>
         <w:rPr>
           <w:rFonts w:ascii="Consolas" w:hAnsi="Consolas"/>
+          <w:b w:val="0"/>
           <w:i/>
           <w:color w:val="111111"/>
           <w:sz w:val="20"/>
@@ -13592,7 +14197,24 @@
           <w:color w:val="4A4A49"/>
           <w:sz w:val="22"/>
         </w:rPr>
-        <w:t>4 pts — que dos filas esten en `IMPLEMENTADA` y citen la prueba real que se corrio</w:t>
+        <w:t xml:space="preserve">4 pts — que dos filas esten en </w:t>
+      </w:r>
+      <w:r>
+        <w:rPr>
+          <w:rFonts w:ascii="Consolas" w:hAnsi="Consolas"/>
+          <w:b/>
+          <w:color w:val="111111"/>
+          <w:sz w:val="21"/>
+        </w:rPr>
+        <w:t>IMPLEMENTADA</w:t>
+      </w:r>
+      <w:r>
+        <w:rPr>
+          <w:b/>
+          <w:color w:val="4A4A49"/>
+          <w:sz w:val="22"/>
+        </w:rPr>
+        <w:t xml:space="preserve"> y citen la prueba real que se corrio</w:t>
       </w:r>
       <w:r>
         <w:rPr>
@@ -13605,6 +14227,7 @@
       <w:r>
         <w:rPr>
           <w:rFonts w:ascii="Consolas" w:hAnsi="Consolas"/>
+          <w:b w:val="0"/>
           <w:color w:val="111111"/>
           <w:sz w:val="21"/>
         </w:rPr>
@@ -13621,6 +14244,7 @@
       <w:r>
         <w:rPr>
           <w:rFonts w:ascii="Consolas" w:hAnsi="Consolas"/>
+          <w:b w:val="0"/>
           <w:color w:val="111111"/>
           <w:sz w:val="21"/>
         </w:rPr>
@@ -13645,7 +14269,24 @@
           <w:color w:val="4A4A49"/>
           <w:sz w:val="22"/>
         </w:rPr>
-        <w:t>2 pts — la tercera fila en `PENDIENTE` con responsable y fecha,</w:t>
+        <w:t xml:space="preserve">2 pts — la tercera fila en </w:t>
+      </w:r>
+      <w:r>
+        <w:rPr>
+          <w:rFonts w:ascii="Consolas" w:hAnsi="Consolas"/>
+          <w:b/>
+          <w:color w:val="111111"/>
+          <w:sz w:val="21"/>
+        </w:rPr>
+        <w:t>PENDIENTE</w:t>
+      </w:r>
+      <w:r>
+        <w:rPr>
+          <w:b/>
+          <w:color w:val="4A4A49"/>
+          <w:sz w:val="22"/>
+        </w:rPr>
+        <w:t xml:space="preserve"> con responsable y fecha,</w:t>
       </w:r>
       <w:r>
         <w:rPr>
@@ -13735,7 +14376,24 @@
           <w:color w:val="4A4A49"/>
           <w:sz w:val="22"/>
         </w:rPr>
-        <w:t>la capa `api_*` de la Clase 12 no cerraba la inyeccion</w:t>
+        <w:t xml:space="preserve">la capa </w:t>
+      </w:r>
+      <w:r>
+        <w:rPr>
+          <w:rFonts w:ascii="Consolas" w:hAnsi="Consolas"/>
+          <w:b/>
+          <w:color w:val="111111"/>
+          <w:sz w:val="21"/>
+        </w:rPr>
+        <w:t>api_*</w:t>
+      </w:r>
+      <w:r>
+        <w:rPr>
+          <w:b/>
+          <w:color w:val="4A4A49"/>
+          <w:sz w:val="22"/>
+        </w:rPr>
+        <w:t xml:space="preserve"> de la Clase 12 no cerraba la inyeccion</w:t>
       </w:r>
       <w:r>
         <w:rPr>
@@ -13769,6 +14427,7 @@
       <w:r>
         <w:rPr>
           <w:rFonts w:ascii="Consolas" w:hAnsi="Consolas"/>
+          <w:b w:val="0"/>
           <w:color w:val="111111"/>
           <w:sz w:val="21"/>
         </w:rPr>
@@ -13819,6 +14478,7 @@
       <w:r>
         <w:rPr>
           <w:rFonts w:ascii="Consolas" w:hAnsi="Consolas"/>
+          <w:b w:val="0"/>
           <w:color w:val="111111"/>
           <w:sz w:val="21"/>
         </w:rPr>
@@ -13835,6 +14495,7 @@
       <w:r>
         <w:rPr>
           <w:rFonts w:ascii="Consolas" w:hAnsi="Consolas"/>
+          <w:b w:val="0"/>
           <w:color w:val="111111"/>
           <w:sz w:val="21"/>
         </w:rPr>
@@ -13851,6 +14512,7 @@
       <w:r>
         <w:rPr>
           <w:rFonts w:ascii="Consolas" w:hAnsi="Consolas"/>
+          <w:b w:val="0"/>
           <w:color w:val="111111"/>
           <w:sz w:val="21"/>
         </w:rPr>
@@ -13867,6 +14529,7 @@
       <w:r>
         <w:rPr>
           <w:rFonts w:ascii="Consolas" w:hAnsi="Consolas"/>
+          <w:b w:val="0"/>
           <w:color w:val="111111"/>
           <w:sz w:val="21"/>
         </w:rPr>
@@ -13891,7 +14554,24 @@
           <w:color w:val="4A4A49"/>
           <w:sz w:val="22"/>
         </w:rPr>
-        <w:t>Marcar `IMPLEMENTADA` sin citar la prueba,</w:t>
+        <w:t xml:space="preserve">Marcar </w:t>
+      </w:r>
+      <w:r>
+        <w:rPr>
+          <w:rFonts w:ascii="Consolas" w:hAnsi="Consolas"/>
+          <w:b/>
+          <w:color w:val="111111"/>
+          <w:sz w:val="21"/>
+        </w:rPr>
+        <w:t>IMPLEMENTADA</w:t>
+      </w:r>
+      <w:r>
+        <w:rPr>
+          <w:b/>
+          <w:color w:val="4A4A49"/>
+          <w:sz w:val="22"/>
+        </w:rPr>
+        <w:t xml:space="preserve"> sin citar la prueba,</w:t>
       </w:r>
       <w:r>
         <w:rPr>
@@ -13904,6 +14584,7 @@
       <w:r>
         <w:rPr>
           <w:rFonts w:ascii="Consolas" w:hAnsi="Consolas"/>
+          <w:b w:val="0"/>
           <w:color w:val="111111"/>
           <w:sz w:val="21"/>
         </w:rPr>
@@ -13928,7 +14609,24 @@
           <w:color w:val="4A4A49"/>
           <w:sz w:val="22"/>
         </w:rPr>
-        <w:t>Una tercera fila con estado `PENDIENTE` y sin responsable ni fecha,</w:t>
+        <w:t xml:space="preserve">Una tercera fila con estado </w:t>
+      </w:r>
+      <w:r>
+        <w:rPr>
+          <w:rFonts w:ascii="Consolas" w:hAnsi="Consolas"/>
+          <w:b/>
+          <w:color w:val="111111"/>
+          <w:sz w:val="21"/>
+        </w:rPr>
+        <w:t>PENDIENTE</w:t>
+      </w:r>
+      <w:r>
+        <w:rPr>
+          <w:b/>
+          <w:color w:val="4A4A49"/>
+          <w:sz w:val="22"/>
+        </w:rPr>
+        <w:t xml:space="preserve"> y sin responsable ni fecha,</w:t>
       </w:r>
       <w:r>
         <w:rPr>
@@ -14012,7 +14710,24 @@
           <w:color w:val="4A4A49"/>
           <w:sz w:val="22"/>
         </w:rPr>
-        <w:t>Elegir el caso B en la pregunta 1 y despues no poder llenar las dos filas `IMPLEMENTADA`.</w:t>
+        <w:t xml:space="preserve">Elegir el caso B en la pregunta 1 y despues no poder llenar las dos filas </w:t>
+      </w:r>
+      <w:r>
+        <w:rPr>
+          <w:rFonts w:ascii="Consolas" w:hAnsi="Consolas"/>
+          <w:b/>
+          <w:color w:val="111111"/>
+          <w:sz w:val="21"/>
+        </w:rPr>
+        <w:t>IMPLEMENTADA</w:t>
+      </w:r>
+      <w:r>
+        <w:rPr>
+          <w:b/>
+          <w:color w:val="4A4A49"/>
+          <w:sz w:val="22"/>
+        </w:rPr>
+        <w:t>.</w:t>
       </w:r>
       <w:r>
         <w:rPr>
@@ -14025,6 +14740,7 @@
       <w:r>
         <w:rPr>
           <w:rFonts w:ascii="Consolas" w:hAnsi="Consolas"/>
+          <w:b w:val="0"/>
           <w:color w:val="111111"/>
           <w:sz w:val="21"/>
         </w:rPr>
@@ -14041,6 +14757,7 @@
       <w:r>
         <w:rPr>
           <w:rFonts w:ascii="Consolas" w:hAnsi="Consolas"/>
+          <w:b w:val="0"/>
           <w:color w:val="111111"/>
           <w:sz w:val="21"/>
         </w:rPr>
@@ -14100,6 +14817,7 @@
       <w:r>
         <w:rPr>
           <w:rFonts w:ascii="Consolas" w:hAnsi="Consolas"/>
+          <w:b w:val="0"/>
           <w:color w:val="111111"/>
           <w:sz w:val="21"/>
         </w:rPr>
@@ -14116,6 +14834,7 @@
       <w:r>
         <w:rPr>
           <w:rFonts w:ascii="Consolas" w:hAnsi="Consolas"/>
+          <w:b w:val="0"/>
           <w:color w:val="111111"/>
           <w:sz w:val="21"/>
         </w:rPr>
@@ -14132,6 +14851,7 @@
       <w:r>
         <w:rPr>
           <w:rFonts w:ascii="Consolas" w:hAnsi="Consolas"/>
+          <w:b w:val="0"/>
           <w:color w:val="111111"/>
           <w:sz w:val="21"/>
         </w:rPr>
@@ -14300,6 +15020,7 @@
       <w:r>
         <w:rPr>
           <w:rFonts w:ascii="Consolas" w:hAnsi="Consolas"/>
+          <w:b w:val="0"/>
           <w:color w:val="111111"/>
           <w:sz w:val="21"/>
         </w:rPr>
@@ -14332,6 +15053,7 @@
       <w:r>
         <w:rPr>
           <w:rFonts w:ascii="Consolas" w:hAnsi="Consolas"/>
+          <w:b w:val="0"/>
           <w:color w:val="111111"/>
           <w:sz w:val="21"/>
         </w:rPr>
@@ -14348,6 +15070,7 @@
       <w:r>
         <w:rPr>
           <w:rFonts w:ascii="Consolas" w:hAnsi="Consolas"/>
+          <w:b w:val="0"/>
           <w:color w:val="111111"/>
           <w:sz w:val="21"/>
         </w:rPr>
@@ -14369,7 +15092,24 @@
           <w:color w:val="4A4A49"/>
           <w:sz w:val="22"/>
         </w:rPr>
-        <w:t>Escribi `buscar_mascota_directa` como dice el enunciado y me da «column reference “id_mascota” is ambiguous». ¿Esta mal el enunciado?</w:t>
+        <w:t xml:space="preserve">Escribi </w:t>
+      </w:r>
+      <w:r>
+        <w:rPr>
+          <w:rFonts w:ascii="Consolas" w:hAnsi="Consolas"/>
+          <w:b/>
+          <w:color w:val="111111"/>
+          <w:sz w:val="21"/>
+        </w:rPr>
+        <w:t>buscar_mascota_directa</w:t>
+      </w:r>
+      <w:r>
+        <w:rPr>
+          <w:b/>
+          <w:color w:val="4A4A49"/>
+          <w:sz w:val="22"/>
+        </w:rPr>
+        <w:t xml:space="preserve"> como dice el enunciado y me da «column reference “id_mascota” is ambiguous». ¿Esta mal el enunciado?</w:t>
       </w:r>
     </w:p>
     <w:p>
@@ -14384,6 +15124,7 @@
       <w:r>
         <w:rPr>
           <w:rFonts w:ascii="Consolas" w:hAnsi="Consolas"/>
+          <w:b w:val="0"/>
           <w:color w:val="111111"/>
           <w:sz w:val="21"/>
         </w:rPr>
@@ -14416,6 +15157,7 @@
       <w:r>
         <w:rPr>
           <w:rFonts w:ascii="Consolas" w:hAnsi="Consolas"/>
+          <w:b w:val="0"/>
           <w:color w:val="111111"/>
           <w:sz w:val="21"/>
         </w:rPr>
@@ -14432,6 +15174,7 @@
       <w:r>
         <w:rPr>
           <w:rFonts w:ascii="Consolas" w:hAnsi="Consolas"/>
+          <w:b w:val="0"/>
           <w:color w:val="111111"/>
           <w:sz w:val="21"/>
         </w:rPr>
@@ -14448,6 +15191,7 @@
       <w:r>
         <w:rPr>
           <w:rFonts w:ascii="Consolas" w:hAnsi="Consolas"/>
+          <w:b w:val="0"/>
           <w:color w:val="111111"/>
           <w:sz w:val="21"/>
         </w:rPr>
@@ -14480,6 +15224,7 @@
       <w:r>
         <w:rPr>
           <w:rFonts w:ascii="Consolas" w:hAnsi="Consolas"/>
+          <w:b w:val="0"/>
           <w:color w:val="111111"/>
           <w:sz w:val="21"/>
         </w:rPr>
@@ -14501,7 +15246,58 @@
           <w:color w:val="4A4A49"/>
           <w:sz w:val="22"/>
         </w:rPr>
-        <w:t>Hice el `DELETE FROM cita;` y `cita` sigue con 10 filas, aunque `cita_borrada` tambien tiene 10. ¿Funciono?</w:t>
+        <w:t xml:space="preserve">Hice el </w:t>
+      </w:r>
+      <w:r>
+        <w:rPr>
+          <w:rFonts w:ascii="Consolas" w:hAnsi="Consolas"/>
+          <w:b/>
+          <w:color w:val="111111"/>
+          <w:sz w:val="21"/>
+        </w:rPr>
+        <w:t>DELETE FROM cita;</w:t>
+      </w:r>
+      <w:r>
+        <w:rPr>
+          <w:b/>
+          <w:color w:val="4A4A49"/>
+          <w:sz w:val="22"/>
+        </w:rPr>
+        <w:t xml:space="preserve"> y </w:t>
+      </w:r>
+      <w:r>
+        <w:rPr>
+          <w:rFonts w:ascii="Consolas" w:hAnsi="Consolas"/>
+          <w:b/>
+          <w:color w:val="111111"/>
+          <w:sz w:val="21"/>
+        </w:rPr>
+        <w:t>cita</w:t>
+      </w:r>
+      <w:r>
+        <w:rPr>
+          <w:b/>
+          <w:color w:val="4A4A49"/>
+          <w:sz w:val="22"/>
+        </w:rPr>
+        <w:t xml:space="preserve"> sigue con 10 filas, aunque </w:t>
+      </w:r>
+      <w:r>
+        <w:rPr>
+          <w:rFonts w:ascii="Consolas" w:hAnsi="Consolas"/>
+          <w:b/>
+          <w:color w:val="111111"/>
+          <w:sz w:val="21"/>
+        </w:rPr>
+        <w:t>cita_borrada</w:t>
+      </w:r>
+      <w:r>
+        <w:rPr>
+          <w:b/>
+          <w:color w:val="4A4A49"/>
+          <w:sz w:val="22"/>
+        </w:rPr>
+        <w:t xml:space="preserve"> tambien tiene 10. ¿Funciono?</w:t>
       </w:r>
     </w:p>
     <w:p>
@@ -14516,6 +15312,7 @@
       <w:r>
         <w:rPr>
           <w:rFonts w:ascii="Consolas" w:hAnsi="Consolas"/>
+          <w:b w:val="0"/>
           <w:color w:val="111111"/>
           <w:sz w:val="21"/>
         </w:rPr>
@@ -14532,6 +15329,7 @@
       <w:r>
         <w:rPr>
           <w:rFonts w:ascii="Consolas" w:hAnsi="Consolas"/>
+          <w:b w:val="0"/>
           <w:color w:val="111111"/>
           <w:sz w:val="21"/>
         </w:rPr>
@@ -14548,6 +15346,7 @@
       <w:r>
         <w:rPr>
           <w:rFonts w:ascii="Consolas" w:hAnsi="Consolas"/>
+          <w:b w:val="0"/>
           <w:color w:val="111111"/>
           <w:sz w:val="21"/>
         </w:rPr>
@@ -14563,11 +15362,29 @@
       </w:r>
       <w:r>
         <w:rPr>
+          <w:rFonts w:ascii="Consolas" w:hAnsi="Consolas"/>
           <w:b/>
-          <w:color w:val="4A4A49"/>
-          <w:sz w:val="22"/>
-        </w:rPr>
-        <w:t>`NEW` vale `NULL`</w:t>
+          <w:color w:val="111111"/>
+          <w:sz w:val="21"/>
+        </w:rPr>
+        <w:t>NEW</w:t>
+      </w:r>
+      <w:r>
+        <w:rPr>
+          <w:b/>
+          <w:color w:val="4A4A49"/>
+          <w:sz w:val="22"/>
+        </w:rPr>
+        <w:t xml:space="preserve"> vale </w:t>
+      </w:r>
+      <w:r>
+        <w:rPr>
+          <w:rFonts w:ascii="Consolas" w:hAnsi="Consolas"/>
+          <w:b/>
+          <w:color w:val="111111"/>
+          <w:sz w:val="21"/>
+        </w:rPr>
+        <w:t>NULL</w:t>
       </w:r>
       <w:r>
         <w:rPr>
@@ -14580,6 +15397,7 @@
       <w:r>
         <w:rPr>
           <w:rFonts w:ascii="Consolas" w:hAnsi="Consolas"/>
+          <w:b w:val="0"/>
           <w:color w:val="111111"/>
           <w:sz w:val="21"/>
         </w:rPr>
@@ -14596,6 +15414,7 @@
       <w:r>
         <w:rPr>
           <w:rFonts w:ascii="Consolas" w:hAnsi="Consolas"/>
+          <w:b w:val="0"/>
           <w:color w:val="111111"/>
           <w:sz w:val="21"/>
         </w:rPr>
@@ -14628,6 +15447,7 @@
       <w:r>
         <w:rPr>
           <w:rFonts w:ascii="Consolas" w:hAnsi="Consolas"/>
+          <w:b w:val="0"/>
           <w:color w:val="111111"/>
           <w:sz w:val="21"/>
         </w:rPr>
@@ -14644,6 +15464,7 @@
       <w:r>
         <w:rPr>
           <w:rFonts w:ascii="Consolas" w:hAnsi="Consolas"/>
+          <w:b w:val="0"/>
           <w:color w:val="111111"/>
           <w:sz w:val="21"/>
         </w:rPr>
@@ -14660,6 +15481,7 @@
       <w:r>
         <w:rPr>
           <w:rFonts w:ascii="Consolas" w:hAnsi="Consolas"/>
+          <w:b w:val="0"/>
           <w:color w:val="111111"/>
           <w:sz w:val="21"/>
         </w:rPr>
@@ -14712,6 +15534,7 @@
       <w:r>
         <w:rPr>
           <w:rFonts w:ascii="Consolas" w:hAnsi="Consolas"/>
+          <w:b w:val="0"/>
           <w:color w:val="111111"/>
           <w:sz w:val="21"/>
         </w:rPr>
@@ -14728,6 +15551,7 @@
       <w:r>
         <w:rPr>
           <w:rFonts w:ascii="Consolas" w:hAnsi="Consolas"/>
+          <w:b w:val="0"/>
           <w:color w:val="111111"/>
           <w:sz w:val="21"/>
         </w:rPr>
@@ -14760,6 +15584,7 @@
       <w:r>
         <w:rPr>
           <w:rFonts w:ascii="Consolas" w:hAnsi="Consolas"/>
+          <w:b w:val="0"/>
           <w:color w:val="111111"/>
           <w:sz w:val="21"/>
         </w:rPr>
@@ -14776,6 +15601,7 @@
       <w:r>
         <w:rPr>
           <w:rFonts w:ascii="Consolas" w:hAnsi="Consolas"/>
+          <w:b w:val="0"/>
           <w:color w:val="111111"/>
           <w:sz w:val="21"/>
         </w:rPr>
@@ -14815,7 +15641,16 @@
           <w:color w:val="4A4A49"/>
           <w:sz w:val="22"/>
         </w:rPr>
-        <w:t>No se dispara con `TRUNCATE cita;`</w:t>
+        <w:t xml:space="preserve">No se dispara con </w:t>
+      </w:r>
+      <w:r>
+        <w:rPr>
+          <w:rFonts w:ascii="Consolas" w:hAnsi="Consolas"/>
+          <w:b/>
+          <w:color w:val="111111"/>
+          <w:sz w:val="21"/>
+        </w:rPr>
+        <w:t>TRUNCATE cita;</w:t>
       </w:r>
       <w:r>
         <w:rPr>
@@ -14828,6 +15663,7 @@
       <w:r>
         <w:rPr>
           <w:rFonts w:ascii="Consolas" w:hAnsi="Consolas"/>
+          <w:b w:val="0"/>
           <w:color w:val="111111"/>
           <w:sz w:val="21"/>
         </w:rPr>
@@ -14844,6 +15680,7 @@
       <w:r>
         <w:rPr>
           <w:rFonts w:ascii="Consolas" w:hAnsi="Consolas"/>
+          <w:b w:val="0"/>
           <w:color w:val="111111"/>
           <w:sz w:val="21"/>
         </w:rPr>
@@ -14860,6 +15697,7 @@
       <w:r>
         <w:rPr>
           <w:rFonts w:ascii="Consolas" w:hAnsi="Consolas"/>
+          <w:b w:val="0"/>
           <w:color w:val="111111"/>
           <w:sz w:val="21"/>
         </w:rPr>
@@ -14876,6 +15714,7 @@
       <w:r>
         <w:rPr>
           <w:rFonts w:ascii="Consolas" w:hAnsi="Consolas"/>
+          <w:b w:val="0"/>
           <w:color w:val="111111"/>
           <w:sz w:val="21"/>
         </w:rPr>
@@ -14892,6 +15731,7 @@
       <w:r>
         <w:rPr>
           <w:rFonts w:ascii="Consolas" w:hAnsi="Consolas"/>
+          <w:b w:val="0"/>
           <w:color w:val="111111"/>
           <w:sz w:val="21"/>
         </w:rPr>
@@ -14908,6 +15748,7 @@
       <w:r>
         <w:rPr>
           <w:rFonts w:ascii="Consolas" w:hAnsi="Consolas"/>
+          <w:b w:val="0"/>
           <w:color w:val="111111"/>
           <w:sz w:val="21"/>
         </w:rPr>
@@ -14924,6 +15765,7 @@
       <w:r>
         <w:rPr>
           <w:rFonts w:ascii="Consolas" w:hAnsi="Consolas"/>
+          <w:b w:val="0"/>
           <w:color w:val="111111"/>
           <w:sz w:val="21"/>
         </w:rPr>
@@ -14956,6 +15798,7 @@
       <w:r>
         <w:rPr>
           <w:rFonts w:ascii="Consolas" w:hAnsi="Consolas"/>
+          <w:b w:val="0"/>
           <w:color w:val="111111"/>
           <w:sz w:val="21"/>
         </w:rPr>
@@ -14992,6 +15835,7 @@
       <w:r>
         <w:rPr>
           <w:rFonts w:ascii="Consolas" w:hAnsi="Consolas"/>
+          <w:b w:val="0"/>
           <w:color w:val="111111"/>
           <w:sz w:val="21"/>
         </w:rPr>
@@ -15008,6 +15852,7 @@
       <w:r>
         <w:rPr>
           <w:rFonts w:ascii="Consolas" w:hAnsi="Consolas"/>
+          <w:b w:val="0"/>
           <w:color w:val="111111"/>
           <w:sz w:val="21"/>
         </w:rPr>
@@ -15024,6 +15869,7 @@
       <w:r>
         <w:rPr>
           <w:rFonts w:ascii="Consolas" w:hAnsi="Consolas"/>
+          <w:b w:val="0"/>
           <w:color w:val="111111"/>
           <w:sz w:val="21"/>
         </w:rPr>
@@ -15040,6 +15886,7 @@
       <w:r>
         <w:rPr>
           <w:rFonts w:ascii="Consolas" w:hAnsi="Consolas"/>
+          <w:b w:val="0"/>
           <w:color w:val="111111"/>
           <w:sz w:val="21"/>
         </w:rPr>
@@ -15056,6 +15903,7 @@
       <w:r>
         <w:rPr>
           <w:rFonts w:ascii="Consolas" w:hAnsi="Consolas"/>
+          <w:b w:val="0"/>
           <w:color w:val="111111"/>
           <w:sz w:val="21"/>
         </w:rPr>
@@ -15072,6 +15920,7 @@
       <w:r>
         <w:rPr>
           <w:rFonts w:ascii="Consolas" w:hAnsi="Consolas"/>
+          <w:b w:val="0"/>
           <w:color w:val="111111"/>
           <w:sz w:val="21"/>
         </w:rPr>
@@ -15146,6 +15995,7 @@
       <w:r>
         <w:rPr>
           <w:rFonts w:ascii="Consolas" w:hAnsi="Consolas"/>
+          <w:b w:val="0"/>
           <w:color w:val="111111"/>
           <w:sz w:val="21"/>
         </w:rPr>
@@ -15178,6 +16028,7 @@
       <w:r>
         <w:rPr>
           <w:rFonts w:ascii="Consolas" w:hAnsi="Consolas"/>
+          <w:b w:val="0"/>
           <w:color w:val="111111"/>
           <w:sz w:val="21"/>
         </w:rPr>
@@ -15194,6 +16045,7 @@
       <w:r>
         <w:rPr>
           <w:rFonts w:ascii="Consolas" w:hAnsi="Consolas"/>
+          <w:b w:val="0"/>
           <w:color w:val="111111"/>
           <w:sz w:val="21"/>
         </w:rPr>
@@ -15210,6 +16062,7 @@
       <w:r>
         <w:rPr>
           <w:rFonts w:ascii="Consolas" w:hAnsi="Consolas"/>
+          <w:b w:val="0"/>
           <w:color w:val="111111"/>
           <w:sz w:val="21"/>
         </w:rPr>
@@ -15226,6 +16079,7 @@
       <w:r>
         <w:rPr>
           <w:rFonts w:ascii="Consolas" w:hAnsi="Consolas"/>
+          <w:b w:val="0"/>
           <w:color w:val="111111"/>
           <w:sz w:val="21"/>
         </w:rPr>
@@ -15274,6 +16128,7 @@
       <w:r>
         <w:rPr>
           <w:rFonts w:ascii="Consolas" w:hAnsi="Consolas"/>
+          <w:b w:val="0"/>
           <w:color w:val="111111"/>
           <w:sz w:val="21"/>
         </w:rPr>
@@ -15290,6 +16145,7 @@
       <w:r>
         <w:rPr>
           <w:rFonts w:ascii="Consolas" w:hAnsi="Consolas"/>
+          <w:b w:val="0"/>
           <w:color w:val="111111"/>
           <w:sz w:val="21"/>
         </w:rPr>
@@ -15319,6 +16175,7 @@
       <w:r>
         <w:rPr>
           <w:rFonts w:ascii="Consolas" w:hAnsi="Consolas"/>
+          <w:b w:val="0"/>
           <w:color w:val="111111"/>
           <w:sz w:val="21"/>
         </w:rPr>
@@ -15367,6 +16224,7 @@
       <w:r>
         <w:rPr>
           <w:rFonts w:ascii="Consolas" w:hAnsi="Consolas"/>
+          <w:b w:val="0"/>
           <w:color w:val="111111"/>
           <w:sz w:val="21"/>
         </w:rPr>
@@ -15399,6 +16257,7 @@
       <w:r>
         <w:rPr>
           <w:rFonts w:ascii="Consolas" w:hAnsi="Consolas"/>
+          <w:b w:val="0"/>
           <w:color w:val="111111"/>
           <w:sz w:val="21"/>
         </w:rPr>
@@ -15415,6 +16274,7 @@
       <w:r>
         <w:rPr>
           <w:rFonts w:ascii="Consolas" w:hAnsi="Consolas"/>
+          <w:b w:val="0"/>
           <w:color w:val="111111"/>
           <w:sz w:val="21"/>
         </w:rPr>
@@ -15447,6 +16307,7 @@
       <w:r>
         <w:rPr>
           <w:rFonts w:ascii="Consolas" w:hAnsi="Consolas"/>
+          <w:b w:val="0"/>
           <w:color w:val="111111"/>
           <w:sz w:val="21"/>
         </w:rPr>
@@ -15479,6 +16340,7 @@
       <w:r>
         <w:rPr>
           <w:rFonts w:ascii="Consolas" w:hAnsi="Consolas"/>
+          <w:b w:val="0"/>
           <w:color w:val="111111"/>
           <w:sz w:val="21"/>
         </w:rPr>
@@ -15527,6 +16389,7 @@
       <w:r>
         <w:rPr>
           <w:rFonts w:ascii="Consolas" w:hAnsi="Consolas"/>
+          <w:b w:val="0"/>
           <w:color w:val="111111"/>
           <w:sz w:val="21"/>
         </w:rPr>
@@ -15543,6 +16406,7 @@
       <w:r>
         <w:rPr>
           <w:rFonts w:ascii="Consolas" w:hAnsi="Consolas"/>
+          <w:b w:val="0"/>
           <w:color w:val="111111"/>
           <w:sz w:val="21"/>
         </w:rPr>
@@ -15604,6 +16468,7 @@
       <w:r>
         <w:rPr>
           <w:rFonts w:ascii="Consolas" w:hAnsi="Consolas"/>
+          <w:b w:val="0"/>
           <w:color w:val="111111"/>
           <w:sz w:val="21"/>
         </w:rPr>
